--- a/docs/no-mco-with-fine-tuning.docx
+++ b/docs/no-mco-with-fine-tuning.docx
@@ -515,55 +515,91 @@
           <w:tcPr>
             <w:tcW w:w="1283" w:type="dxa"/>
           </w:tcPr>
-          <w:p/>
+          <w:p>
+            <w:r>
+              <w:t>81.04</w:t>
+            </w:r>
+          </w:p>
         </w:tc>
         <w:tc>
           <w:tcPr>
             <w:tcW w:w="1183" w:type="dxa"/>
           </w:tcPr>
-          <w:p/>
+          <w:p>
+            <w:r>
+              <w:t>5.70</w:t>
+            </w:r>
+          </w:p>
         </w:tc>
         <w:tc>
           <w:tcPr>
             <w:tcW w:w="1207" w:type="dxa"/>
           </w:tcPr>
-          <w:p/>
+          <w:p>
+            <w:r>
+              <w:t>5.02</w:t>
+            </w:r>
+          </w:p>
         </w:tc>
         <w:tc>
           <w:tcPr>
             <w:tcW w:w="1240" w:type="dxa"/>
           </w:tcPr>
-          <w:p/>
-        </w:tc>
-        <w:tc>
-          <w:tcPr>
-            <w:tcW w:w="1390" w:type="dxa"/>
-          </w:tcPr>
-          <w:p/>
-        </w:tc>
-        <w:tc>
-          <w:tcPr>
-            <w:tcW w:w="1390" w:type="dxa"/>
-          </w:tcPr>
-          <w:p/>
+          <w:p>
+            <w:r>
+              <w:t>8.24</w:t>
+            </w:r>
+          </w:p>
+        </w:tc>
+        <w:tc>
+          <w:tcPr>
+            <w:tcW w:w="1390" w:type="dxa"/>
+          </w:tcPr>
+          <w:p>
+            <w:r>
+              <w:t>63,117</w:t>
+            </w:r>
+          </w:p>
+        </w:tc>
+        <w:tc>
+          <w:tcPr>
+            <w:tcW w:w="1390" w:type="dxa"/>
+          </w:tcPr>
+          <w:p>
+            <w:r>
+              <w:t>103,516</w:t>
+            </w:r>
+          </w:p>
         </w:tc>
         <w:tc>
           <w:tcPr>
             <w:tcW w:w="1154" w:type="dxa"/>
           </w:tcPr>
-          <w:p/>
+          <w:p>
+            <w:r>
+              <w:t>0.7980</w:t>
+            </w:r>
+          </w:p>
         </w:tc>
         <w:tc>
           <w:tcPr>
             <w:tcW w:w="1545" w:type="dxa"/>
           </w:tcPr>
-          <w:p/>
+          <w:p>
+            <w:r>
+              <w:t>+46.21</w:t>
+            </w:r>
+          </w:p>
         </w:tc>
         <w:tc>
           <w:tcPr>
             <w:tcW w:w="2060" w:type="dxa"/>
           </w:tcPr>
-          <w:p/>
+          <w:p>
+            <w:r>
+              <w:t>+15.20</w:t>
+            </w:r>
+          </w:p>
         </w:tc>
       </w:tr>
       <w:tr>
@@ -581,55 +617,91 @@
           <w:tcPr>
             <w:tcW w:w="1283" w:type="dxa"/>
           </w:tcPr>
-          <w:p/>
+          <w:p>
+            <w:r>
+              <w:t>79.44</w:t>
+            </w:r>
+          </w:p>
         </w:tc>
         <w:tc>
           <w:tcPr>
             <w:tcW w:w="1183" w:type="dxa"/>
           </w:tcPr>
-          <w:p/>
+          <w:p>
+            <w:r>
+              <w:t>6.39</w:t>
+            </w:r>
+          </w:p>
         </w:tc>
         <w:tc>
           <w:tcPr>
             <w:tcW w:w="1207" w:type="dxa"/>
           </w:tcPr>
-          <w:p/>
+          <w:p>
+            <w:r>
+              <w:t>5.85</w:t>
+            </w:r>
+          </w:p>
         </w:tc>
         <w:tc>
           <w:tcPr>
             <w:tcW w:w="1240" w:type="dxa"/>
           </w:tcPr>
-          <w:p/>
-        </w:tc>
-        <w:tc>
-          <w:tcPr>
-            <w:tcW w:w="1390" w:type="dxa"/>
-          </w:tcPr>
-          <w:p/>
-        </w:tc>
-        <w:tc>
-          <w:tcPr>
-            <w:tcW w:w="1390" w:type="dxa"/>
-          </w:tcPr>
-          <w:p/>
+          <w:p>
+            <w:r>
+              <w:t>8.33</w:t>
+            </w:r>
+          </w:p>
+        </w:tc>
+        <w:tc>
+          <w:tcPr>
+            <w:tcW w:w="1390" w:type="dxa"/>
+          </w:tcPr>
+          <w:p>
+            <w:r>
+              <w:t>73,516</w:t>
+            </w:r>
+          </w:p>
+        </w:tc>
+        <w:tc>
+          <w:tcPr>
+            <w:tcW w:w="1390" w:type="dxa"/>
+          </w:tcPr>
+          <w:p>
+            <w:r>
+              <w:t>104,667</w:t>
+            </w:r>
+          </w:p>
         </w:tc>
         <w:tc>
           <w:tcPr>
             <w:tcW w:w="1154" w:type="dxa"/>
           </w:tcPr>
-          <w:p/>
+          <w:p>
+            <w:r>
+              <w:t>0.7935</w:t>
+            </w:r>
+          </w:p>
         </w:tc>
         <w:tc>
           <w:tcPr>
             <w:tcW w:w="1545" w:type="dxa"/>
           </w:tcPr>
-          <w:p/>
+          <w:p>
+            <w:r>
+              <w:t>+44.61</w:t>
+            </w:r>
+          </w:p>
         </w:tc>
         <w:tc>
           <w:tcPr>
             <w:tcW w:w="2060" w:type="dxa"/>
           </w:tcPr>
-          <w:p/>
+          <w:p>
+            <w:r>
+              <w:t>+14.51</w:t>
+            </w:r>
+          </w:p>
         </w:tc>
       </w:tr>
       <w:tr>
@@ -647,55 +719,91 @@
           <w:tcPr>
             <w:tcW w:w="1283" w:type="dxa"/>
           </w:tcPr>
-          <w:p/>
+          <w:p>
+            <w:r>
+              <w:t>78.52</w:t>
+            </w:r>
+          </w:p>
         </w:tc>
         <w:tc>
           <w:tcPr>
             <w:tcW w:w="1183" w:type="dxa"/>
           </w:tcPr>
-          <w:p/>
+          <w:p>
+            <w:r>
+              <w:t>6.64</w:t>
+            </w:r>
+          </w:p>
         </w:tc>
         <w:tc>
           <w:tcPr>
             <w:tcW w:w="1207" w:type="dxa"/>
           </w:tcPr>
-          <w:p/>
+          <w:p>
+            <w:r>
+              <w:t>6.02</w:t>
+            </w:r>
+          </w:p>
         </w:tc>
         <w:tc>
           <w:tcPr>
             <w:tcW w:w="1240" w:type="dxa"/>
           </w:tcPr>
-          <w:p/>
-        </w:tc>
-        <w:tc>
-          <w:tcPr>
-            <w:tcW w:w="1390" w:type="dxa"/>
-          </w:tcPr>
-          <w:p/>
-        </w:tc>
-        <w:tc>
-          <w:tcPr>
-            <w:tcW w:w="1390" w:type="dxa"/>
-          </w:tcPr>
-          <w:p/>
+          <w:p>
+            <w:r>
+              <w:t>8.82</w:t>
+            </w:r>
+          </w:p>
+        </w:tc>
+        <w:tc>
+          <w:tcPr>
+            <w:tcW w:w="1390" w:type="dxa"/>
+          </w:tcPr>
+          <w:p>
+            <w:r>
+              <w:t>75,654</w:t>
+            </w:r>
+          </w:p>
+        </w:tc>
+        <w:tc>
+          <w:tcPr>
+            <w:tcW w:w="1390" w:type="dxa"/>
+          </w:tcPr>
+          <w:p>
+            <w:r>
+              <w:t>110,907</w:t>
+            </w:r>
+          </w:p>
         </w:tc>
         <w:tc>
           <w:tcPr>
             <w:tcW w:w="1154" w:type="dxa"/>
           </w:tcPr>
-          <w:p/>
+          <w:p>
+            <w:r>
+              <w:t>0.7682</w:t>
+            </w:r>
+          </w:p>
         </w:tc>
         <w:tc>
           <w:tcPr>
             <w:tcW w:w="1545" w:type="dxa"/>
           </w:tcPr>
-          <w:p/>
+          <w:p>
+            <w:r>
+              <w:t>+43.69</w:t>
+            </w:r>
+          </w:p>
         </w:tc>
         <w:tc>
           <w:tcPr>
             <w:tcW w:w="2060" w:type="dxa"/>
           </w:tcPr>
-          <w:p/>
+          <w:p>
+            <w:r>
+              <w:t>+14.26</w:t>
+            </w:r>
+          </w:p>
         </w:tc>
       </w:tr>
       <w:tr>
@@ -713,55 +821,91 @@
           <w:tcPr>
             <w:tcW w:w="1283" w:type="dxa"/>
           </w:tcPr>
-          <w:p/>
+          <w:p>
+            <w:r>
+              <w:t>77.52</w:t>
+            </w:r>
+          </w:p>
         </w:tc>
         <w:tc>
           <w:tcPr>
             <w:tcW w:w="1183" w:type="dxa"/>
           </w:tcPr>
-          <w:p/>
+          <w:p>
+            <w:r>
+              <w:t>6.89</w:t>
+            </w:r>
+          </w:p>
         </w:tc>
         <w:tc>
           <w:tcPr>
             <w:tcW w:w="1207" w:type="dxa"/>
           </w:tcPr>
-          <w:p/>
+          <w:p>
+            <w:r>
+              <w:t>6.14</w:t>
+            </w:r>
+          </w:p>
         </w:tc>
         <w:tc>
           <w:tcPr>
             <w:tcW w:w="1240" w:type="dxa"/>
           </w:tcPr>
-          <w:p/>
-        </w:tc>
-        <w:tc>
-          <w:tcPr>
-            <w:tcW w:w="1390" w:type="dxa"/>
-          </w:tcPr>
-          <w:p/>
-        </w:tc>
-        <w:tc>
-          <w:tcPr>
-            <w:tcW w:w="1390" w:type="dxa"/>
-          </w:tcPr>
-          <w:p/>
+          <w:p>
+            <w:r>
+              <w:t>9.45</w:t>
+            </w:r>
+          </w:p>
+        </w:tc>
+        <w:tc>
+          <w:tcPr>
+            <w:tcW w:w="1390" w:type="dxa"/>
+          </w:tcPr>
+          <w:p>
+            <w:r>
+              <w:t>77,128</w:t>
+            </w:r>
+          </w:p>
+        </w:tc>
+        <w:tc>
+          <w:tcPr>
+            <w:tcW w:w="1390" w:type="dxa"/>
+          </w:tcPr>
+          <w:p>
+            <w:r>
+              <w:t>118,805</w:t>
+            </w:r>
+          </w:p>
         </w:tc>
         <w:tc>
           <w:tcPr>
             <w:tcW w:w="1154" w:type="dxa"/>
           </w:tcPr>
-          <w:p/>
+          <w:p>
+            <w:r>
+              <w:t>0.7340</w:t>
+            </w:r>
+          </w:p>
         </w:tc>
         <w:tc>
           <w:tcPr>
             <w:tcW w:w="1545" w:type="dxa"/>
           </w:tcPr>
-          <w:p/>
+          <w:p>
+            <w:r>
+              <w:t>+42.69</w:t>
+            </w:r>
+          </w:p>
         </w:tc>
         <w:tc>
           <w:tcPr>
             <w:tcW w:w="2060" w:type="dxa"/>
           </w:tcPr>
-          <w:p/>
+          <w:p>
+            <w:r>
+              <w:t>+14.01</w:t>
+            </w:r>
+          </w:p>
         </w:tc>
       </w:tr>
       <w:tr>
@@ -779,55 +923,91 @@
           <w:tcPr>
             <w:tcW w:w="1283" w:type="dxa"/>
           </w:tcPr>
-          <w:p/>
+          <w:p>
+            <w:r>
+              <w:t>78.57</w:t>
+            </w:r>
+          </w:p>
         </w:tc>
         <w:tc>
           <w:tcPr>
             <w:tcW w:w="1183" w:type="dxa"/>
           </w:tcPr>
-          <w:p/>
+          <w:p>
+            <w:r>
+              <w:t>6.57</w:t>
+            </w:r>
+          </w:p>
         </w:tc>
         <w:tc>
           <w:tcPr>
             <w:tcW w:w="1207" w:type="dxa"/>
           </w:tcPr>
-          <w:p/>
+          <w:p>
+            <w:r>
+              <w:t>5.85</w:t>
+            </w:r>
+          </w:p>
         </w:tc>
         <w:tc>
           <w:tcPr>
             <w:tcW w:w="1240" w:type="dxa"/>
           </w:tcPr>
-          <w:p/>
-        </w:tc>
-        <w:tc>
-          <w:tcPr>
-            <w:tcW w:w="1390" w:type="dxa"/>
-          </w:tcPr>
-          <w:p/>
-        </w:tc>
-        <w:tc>
-          <w:tcPr>
-            <w:tcW w:w="1390" w:type="dxa"/>
-          </w:tcPr>
-          <w:p/>
+          <w:p>
+            <w:r>
+              <w:t>9.01</w:t>
+            </w:r>
+          </w:p>
+        </w:tc>
+        <w:tc>
+          <w:tcPr>
+            <w:tcW w:w="1390" w:type="dxa"/>
+          </w:tcPr>
+          <w:p>
+            <w:r>
+              <w:t>73,464</w:t>
+            </w:r>
+          </w:p>
+        </w:tc>
+        <w:tc>
+          <w:tcPr>
+            <w:tcW w:w="1390" w:type="dxa"/>
+          </w:tcPr>
+          <w:p>
+            <w:r>
+              <w:t>113,271</w:t>
+            </w:r>
+          </w:p>
         </w:tc>
         <w:tc>
           <w:tcPr>
             <w:tcW w:w="1154" w:type="dxa"/>
           </w:tcPr>
-          <w:p/>
+          <w:p>
+            <w:r>
+              <w:t>0.7582</w:t>
+            </w:r>
+          </w:p>
         </w:tc>
         <w:tc>
           <w:tcPr>
             <w:tcW w:w="1545" w:type="dxa"/>
           </w:tcPr>
-          <w:p/>
+          <w:p>
+            <w:r>
+              <w:t>+43.74</w:t>
+            </w:r>
+          </w:p>
         </w:tc>
         <w:tc>
           <w:tcPr>
             <w:tcW w:w="2060" w:type="dxa"/>
           </w:tcPr>
-          <w:p/>
+          <w:p>
+            <w:r>
+              <w:t>+14.33</w:t>
+            </w:r>
+          </w:p>
         </w:tc>
       </w:tr>
       <w:tr>
@@ -845,55 +1025,91 @@
           <w:tcPr>
             <w:tcW w:w="1283" w:type="dxa"/>
           </w:tcPr>
-          <w:p/>
+          <w:p>
+            <w:r>
+              <w:t>78.53</w:t>
+            </w:r>
+          </w:p>
         </w:tc>
         <w:tc>
           <w:tcPr>
             <w:tcW w:w="1183" w:type="dxa"/>
           </w:tcPr>
-          <w:p/>
+          <w:p>
+            <w:r>
+              <w:t>6.78</w:t>
+            </w:r>
+          </w:p>
         </w:tc>
         <w:tc>
           <w:tcPr>
             <w:tcW w:w="1207" w:type="dxa"/>
           </w:tcPr>
-          <w:p/>
+          <w:p>
+            <w:r>
+              <w:t>6.01</w:t>
+            </w:r>
+          </w:p>
         </w:tc>
         <w:tc>
           <w:tcPr>
             <w:tcW w:w="1240" w:type="dxa"/>
           </w:tcPr>
-          <w:p/>
-        </w:tc>
-        <w:tc>
-          <w:tcPr>
-            <w:tcW w:w="1390" w:type="dxa"/>
-          </w:tcPr>
-          <w:p/>
-        </w:tc>
-        <w:tc>
-          <w:tcPr>
-            <w:tcW w:w="1390" w:type="dxa"/>
-          </w:tcPr>
-          <w:p/>
+          <w:p>
+            <w:r>
+              <w:t>8.68</w:t>
+            </w:r>
+          </w:p>
+        </w:tc>
+        <w:tc>
+          <w:tcPr>
+            <w:tcW w:w="1390" w:type="dxa"/>
+          </w:tcPr>
+          <w:p>
+            <w:r>
+              <w:t>75,520</w:t>
+            </w:r>
+          </w:p>
+        </w:tc>
+        <w:tc>
+          <w:tcPr>
+            <w:tcW w:w="1390" w:type="dxa"/>
+          </w:tcPr>
+          <w:p>
+            <w:r>
+              <w:t>109,064</w:t>
+            </w:r>
+          </w:p>
         </w:tc>
         <w:tc>
           <w:tcPr>
             <w:tcW w:w="1154" w:type="dxa"/>
           </w:tcPr>
-          <w:p/>
+          <w:p>
+            <w:r>
+              <w:t>0.7758</w:t>
+            </w:r>
+          </w:p>
         </w:tc>
         <w:tc>
           <w:tcPr>
             <w:tcW w:w="1545" w:type="dxa"/>
           </w:tcPr>
-          <w:p/>
+          <w:p>
+            <w:r>
+              <w:t>+43.70</w:t>
+            </w:r>
+          </w:p>
         </w:tc>
         <w:tc>
           <w:tcPr>
             <w:tcW w:w="2060" w:type="dxa"/>
           </w:tcPr>
-          <w:p/>
+          <w:p>
+            <w:r>
+              <w:t>+14.12</w:t>
+            </w:r>
+          </w:p>
         </w:tc>
       </w:tr>
       <w:tr>
@@ -911,55 +1127,91 @@
           <w:tcPr>
             <w:tcW w:w="1283" w:type="dxa"/>
           </w:tcPr>
-          <w:p/>
+          <w:p>
+            <w:r>
+              <w:t>79.13</w:t>
+            </w:r>
+          </w:p>
         </w:tc>
         <w:tc>
           <w:tcPr>
             <w:tcW w:w="1183" w:type="dxa"/>
           </w:tcPr>
-          <w:p/>
+          <w:p>
+            <w:r>
+              <w:t>6.51</w:t>
+            </w:r>
+          </w:p>
         </w:tc>
         <w:tc>
           <w:tcPr>
             <w:tcW w:w="1207" w:type="dxa"/>
           </w:tcPr>
-          <w:p/>
+          <w:p>
+            <w:r>
+              <w:t>5.63</w:t>
+            </w:r>
+          </w:p>
         </w:tc>
         <w:tc>
           <w:tcPr>
             <w:tcW w:w="1240" w:type="dxa"/>
           </w:tcPr>
-          <w:p/>
-        </w:tc>
-        <w:tc>
-          <w:tcPr>
-            <w:tcW w:w="1390" w:type="dxa"/>
-          </w:tcPr>
-          <w:p/>
-        </w:tc>
-        <w:tc>
-          <w:tcPr>
-            <w:tcW w:w="1390" w:type="dxa"/>
-          </w:tcPr>
-          <w:p/>
+          <w:p>
+            <w:r>
+              <w:t>8.72</w:t>
+            </w:r>
+          </w:p>
+        </w:tc>
+        <w:tc>
+          <w:tcPr>
+            <w:tcW w:w="1390" w:type="dxa"/>
+          </w:tcPr>
+          <w:p>
+            <w:r>
+              <w:t>70,796</w:t>
+            </w:r>
+          </w:p>
+        </w:tc>
+        <w:tc>
+          <w:tcPr>
+            <w:tcW w:w="1390" w:type="dxa"/>
+          </w:tcPr>
+          <w:p>
+            <w:r>
+              <w:t>109,604</w:t>
+            </w:r>
+          </w:p>
         </w:tc>
         <w:tc>
           <w:tcPr>
             <w:tcW w:w="1154" w:type="dxa"/>
           </w:tcPr>
-          <w:p/>
+          <w:p>
+            <w:r>
+              <w:t>0.7736</w:t>
+            </w:r>
+          </w:p>
         </w:tc>
         <w:tc>
           <w:tcPr>
             <w:tcW w:w="1545" w:type="dxa"/>
           </w:tcPr>
-          <w:p/>
+          <w:p>
+            <w:r>
+              <w:t>+44.30</w:t>
+            </w:r>
+          </w:p>
         </w:tc>
         <w:tc>
           <w:tcPr>
             <w:tcW w:w="2060" w:type="dxa"/>
           </w:tcPr>
-          <w:p/>
+          <w:p>
+            <w:r>
+              <w:t>+14.39</w:t>
+            </w:r>
+          </w:p>
         </w:tc>
       </w:tr>
     </w:tbl>
@@ -1451,55 +1703,91 @@
           <w:tcPr>
             <w:tcW w:w="1283" w:type="dxa"/>
           </w:tcPr>
-          <w:p/>
+          <w:p>
+            <w:r>
+              <w:t>76.33</w:t>
+            </w:r>
+          </w:p>
         </w:tc>
         <w:tc>
           <w:tcPr>
             <w:tcW w:w="1183" w:type="dxa"/>
           </w:tcPr>
-          <w:p/>
+          <w:p>
+            <w:r>
+              <w:t>7.39</w:t>
+            </w:r>
+          </w:p>
         </w:tc>
         <w:tc>
           <w:tcPr>
             <w:tcW w:w="1207" w:type="dxa"/>
           </w:tcPr>
-          <w:p/>
+          <w:p>
+            <w:r>
+              <w:t>7.02</w:t>
+            </w:r>
+          </w:p>
         </w:tc>
         <w:tc>
           <w:tcPr>
             <w:tcW w:w="1240" w:type="dxa"/>
           </w:tcPr>
-          <w:p/>
-        </w:tc>
-        <w:tc>
-          <w:tcPr>
-            <w:tcW w:w="1390" w:type="dxa"/>
-          </w:tcPr>
-          <w:p/>
-        </w:tc>
-        <w:tc>
-          <w:tcPr>
-            <w:tcW w:w="1390" w:type="dxa"/>
-          </w:tcPr>
-          <w:p/>
+          <w:p>
+            <w:r>
+              <w:t>9.26</w:t>
+            </w:r>
+          </w:p>
+        </w:tc>
+        <w:tc>
+          <w:tcPr>
+            <w:tcW w:w="1390" w:type="dxa"/>
+          </w:tcPr>
+          <w:p>
+            <w:r>
+              <w:t>88,235</w:t>
+            </w:r>
+          </w:p>
+        </w:tc>
+        <w:tc>
+          <w:tcPr>
+            <w:tcW w:w="1390" w:type="dxa"/>
+          </w:tcPr>
+          <w:p>
+            <w:r>
+              <w:t>116,409</w:t>
+            </w:r>
+          </w:p>
         </w:tc>
         <w:tc>
           <w:tcPr>
             <w:tcW w:w="1154" w:type="dxa"/>
           </w:tcPr>
-          <w:p/>
+          <w:p>
+            <w:r>
+              <w:t>0.7446</w:t>
+            </w:r>
+          </w:p>
         </w:tc>
         <w:tc>
           <w:tcPr>
             <w:tcW w:w="1545" w:type="dxa"/>
           </w:tcPr>
-          <w:p/>
+          <w:p>
+            <w:r>
+              <w:t>+41.50</w:t>
+            </w:r>
+          </w:p>
         </w:tc>
         <w:tc>
           <w:tcPr>
             <w:tcW w:w="2060" w:type="dxa"/>
           </w:tcPr>
-          <w:p/>
+          <w:p>
+            <w:r>
+              <w:t>+13.51</w:t>
+            </w:r>
+          </w:p>
         </w:tc>
       </w:tr>
       <w:tr>
@@ -1517,55 +1805,91 @@
           <w:tcPr>
             <w:tcW w:w="1283" w:type="dxa"/>
           </w:tcPr>
-          <w:p/>
+          <w:p>
+            <w:r>
+              <w:t>77.14</w:t>
+            </w:r>
+          </w:p>
         </w:tc>
         <w:tc>
           <w:tcPr>
             <w:tcW w:w="1183" w:type="dxa"/>
           </w:tcPr>
-          <w:p/>
+          <w:p>
+            <w:r>
+              <w:t>7.04</w:t>
+            </w:r>
+          </w:p>
         </w:tc>
         <w:tc>
           <w:tcPr>
             <w:tcW w:w="1207" w:type="dxa"/>
           </w:tcPr>
-          <w:p/>
+          <w:p>
+            <w:r>
+              <w:t>6.33</w:t>
+            </w:r>
+          </w:p>
         </w:tc>
         <w:tc>
           <w:tcPr>
             <w:tcW w:w="1240" w:type="dxa"/>
           </w:tcPr>
-          <w:p/>
-        </w:tc>
-        <w:tc>
-          <w:tcPr>
-            <w:tcW w:w="1390" w:type="dxa"/>
-          </w:tcPr>
-          <w:p/>
-        </w:tc>
-        <w:tc>
-          <w:tcPr>
-            <w:tcW w:w="1390" w:type="dxa"/>
-          </w:tcPr>
-          <w:p/>
+          <w:p>
+            <w:r>
+              <w:t>9.49</w:t>
+            </w:r>
+          </w:p>
+        </w:tc>
+        <w:tc>
+          <w:tcPr>
+            <w:tcW w:w="1390" w:type="dxa"/>
+          </w:tcPr>
+          <w:p>
+            <w:r>
+              <w:t>79,494</w:t>
+            </w:r>
+          </w:p>
+        </w:tc>
+        <w:tc>
+          <w:tcPr>
+            <w:tcW w:w="1390" w:type="dxa"/>
+          </w:tcPr>
+          <w:p>
+            <w:r>
+              <w:t>119,266</w:t>
+            </w:r>
+          </w:p>
         </w:tc>
         <w:tc>
           <w:tcPr>
             <w:tcW w:w="1154" w:type="dxa"/>
           </w:tcPr>
-          <w:p/>
+          <w:p>
+            <w:r>
+              <w:t>0.7319</w:t>
+            </w:r>
+          </w:p>
         </w:tc>
         <w:tc>
           <w:tcPr>
             <w:tcW w:w="1545" w:type="dxa"/>
           </w:tcPr>
-          <w:p/>
+          <w:p>
+            <w:r>
+              <w:t>+42.31</w:t>
+            </w:r>
+          </w:p>
         </w:tc>
         <w:tc>
           <w:tcPr>
             <w:tcW w:w="2060" w:type="dxa"/>
           </w:tcPr>
-          <w:p/>
+          <w:p>
+            <w:r>
+              <w:t>+13.86</w:t>
+            </w:r>
+          </w:p>
         </w:tc>
       </w:tr>
       <w:tr>
@@ -1583,55 +1907,91 @@
           <w:tcPr>
             <w:tcW w:w="1283" w:type="dxa"/>
           </w:tcPr>
-          <w:p/>
+          <w:p>
+            <w:r>
+              <w:t>74.55</w:t>
+            </w:r>
+          </w:p>
         </w:tc>
         <w:tc>
           <w:tcPr>
             <w:tcW w:w="1183" w:type="dxa"/>
           </w:tcPr>
-          <w:p/>
+          <w:p>
+            <w:r>
+              <w:t>8.03</w:t>
+            </w:r>
+          </w:p>
         </w:tc>
         <w:tc>
           <w:tcPr>
             <w:tcW w:w="1207" w:type="dxa"/>
           </w:tcPr>
-          <w:p/>
+          <w:p>
+            <w:r>
+              <w:t>7.42</w:t>
+            </w:r>
+          </w:p>
         </w:tc>
         <w:tc>
           <w:tcPr>
             <w:tcW w:w="1240" w:type="dxa"/>
           </w:tcPr>
-          <w:p/>
-        </w:tc>
-        <w:tc>
-          <w:tcPr>
-            <w:tcW w:w="1390" w:type="dxa"/>
-          </w:tcPr>
-          <w:p/>
-        </w:tc>
-        <w:tc>
-          <w:tcPr>
-            <w:tcW w:w="1390" w:type="dxa"/>
-          </w:tcPr>
-          <w:p/>
+          <w:p>
+            <w:r>
+              <w:t>10.00</w:t>
+            </w:r>
+          </w:p>
+        </w:tc>
+        <w:tc>
+          <w:tcPr>
+            <w:tcW w:w="1390" w:type="dxa"/>
+          </w:tcPr>
+          <w:p>
+            <w:r>
+              <w:t>93,248</w:t>
+            </w:r>
+          </w:p>
+        </w:tc>
+        <w:tc>
+          <w:tcPr>
+            <w:tcW w:w="1390" w:type="dxa"/>
+          </w:tcPr>
+          <w:p>
+            <w:r>
+              <w:t>125,728</w:t>
+            </w:r>
+          </w:p>
         </w:tc>
         <w:tc>
           <w:tcPr>
             <w:tcW w:w="1154" w:type="dxa"/>
           </w:tcPr>
-          <w:p/>
+          <w:p>
+            <w:r>
+              <w:t>0.7021</w:t>
+            </w:r>
+          </w:p>
         </w:tc>
         <w:tc>
           <w:tcPr>
             <w:tcW w:w="1545" w:type="dxa"/>
           </w:tcPr>
-          <w:p/>
+          <w:p>
+            <w:r>
+              <w:t>+39.72</w:t>
+            </w:r>
+          </w:p>
         </w:tc>
         <w:tc>
           <w:tcPr>
             <w:tcW w:w="2060" w:type="dxa"/>
           </w:tcPr>
-          <w:p/>
+          <w:p>
+            <w:r>
+              <w:t>+12.87</w:t>
+            </w:r>
+          </w:p>
         </w:tc>
       </w:tr>
       <w:tr>
@@ -1649,55 +2009,91 @@
           <w:tcPr>
             <w:tcW w:w="1283" w:type="dxa"/>
           </w:tcPr>
-          <w:p/>
+          <w:p>
+            <w:r>
+              <w:t>77.44</w:t>
+            </w:r>
+          </w:p>
         </w:tc>
         <w:tc>
           <w:tcPr>
             <w:tcW w:w="1183" w:type="dxa"/>
           </w:tcPr>
-          <w:p/>
+          <w:p>
+            <w:r>
+              <w:t>7.02</w:t>
+            </w:r>
+          </w:p>
         </w:tc>
         <w:tc>
           <w:tcPr>
             <w:tcW w:w="1207" w:type="dxa"/>
           </w:tcPr>
-          <w:p/>
+          <w:p>
+            <w:r>
+              <w:t>6.46</w:t>
+            </w:r>
+          </w:p>
         </w:tc>
         <w:tc>
           <w:tcPr>
             <w:tcW w:w="1240" w:type="dxa"/>
           </w:tcPr>
-          <w:p/>
-        </w:tc>
-        <w:tc>
-          <w:tcPr>
-            <w:tcW w:w="1390" w:type="dxa"/>
-          </w:tcPr>
-          <w:p/>
-        </w:tc>
-        <w:tc>
-          <w:tcPr>
-            <w:tcW w:w="1390" w:type="dxa"/>
-          </w:tcPr>
-          <w:p/>
+          <w:p>
+            <w:r>
+              <w:t>9.08</w:t>
+            </w:r>
+          </w:p>
+        </w:tc>
+        <w:tc>
+          <w:tcPr>
+            <w:tcW w:w="1390" w:type="dxa"/>
+          </w:tcPr>
+          <w:p>
+            <w:r>
+              <w:t>81,209</w:t>
+            </w:r>
+          </w:p>
+        </w:tc>
+        <w:tc>
+          <w:tcPr>
+            <w:tcW w:w="1390" w:type="dxa"/>
+          </w:tcPr>
+          <w:p>
+            <w:r>
+              <w:t>114,079</w:t>
+            </w:r>
+          </w:p>
         </w:tc>
         <w:tc>
           <w:tcPr>
             <w:tcW w:w="1154" w:type="dxa"/>
           </w:tcPr>
-          <w:p/>
+          <w:p>
+            <w:r>
+              <w:t>0.7547</w:t>
+            </w:r>
+          </w:p>
         </w:tc>
         <w:tc>
           <w:tcPr>
             <w:tcW w:w="1545" w:type="dxa"/>
           </w:tcPr>
-          <w:p/>
+          <w:p>
+            <w:r>
+              <w:t>+42.61</w:t>
+            </w:r>
+          </w:p>
         </w:tc>
         <w:tc>
           <w:tcPr>
             <w:tcW w:w="2060" w:type="dxa"/>
           </w:tcPr>
-          <w:p/>
+          <w:p>
+            <w:r>
+              <w:t>+13.88</w:t>
+            </w:r>
+          </w:p>
         </w:tc>
       </w:tr>
       <w:tr>
@@ -1715,55 +2111,91 @@
           <w:tcPr>
             <w:tcW w:w="1283" w:type="dxa"/>
           </w:tcPr>
-          <w:p/>
+          <w:p>
+            <w:r>
+              <w:t>77.78</w:t>
+            </w:r>
+          </w:p>
         </w:tc>
         <w:tc>
           <w:tcPr>
             <w:tcW w:w="1183" w:type="dxa"/>
           </w:tcPr>
-          <w:p/>
+          <w:p>
+            <w:r>
+              <w:t>6.73</w:t>
+            </w:r>
+          </w:p>
         </w:tc>
         <w:tc>
           <w:tcPr>
             <w:tcW w:w="1207" w:type="dxa"/>
           </w:tcPr>
-          <w:p/>
+          <w:p>
+            <w:r>
+              <w:t>6.22</w:t>
+            </w:r>
+          </w:p>
         </w:tc>
         <w:tc>
           <w:tcPr>
             <w:tcW w:w="1240" w:type="dxa"/>
           </w:tcPr>
-          <w:p/>
-        </w:tc>
-        <w:tc>
-          <w:tcPr>
-            <w:tcW w:w="1390" w:type="dxa"/>
-          </w:tcPr>
-          <w:p/>
-        </w:tc>
-        <w:tc>
-          <w:tcPr>
-            <w:tcW w:w="1390" w:type="dxa"/>
-          </w:tcPr>
-          <w:p/>
+          <w:p>
+            <w:r>
+              <w:t>9.26</w:t>
+            </w:r>
+          </w:p>
+        </w:tc>
+        <w:tc>
+          <w:tcPr>
+            <w:tcW w:w="1390" w:type="dxa"/>
+          </w:tcPr>
+          <w:p>
+            <w:r>
+              <w:t>78,230</w:t>
+            </w:r>
+          </w:p>
+        </w:tc>
+        <w:tc>
+          <w:tcPr>
+            <w:tcW w:w="1390" w:type="dxa"/>
+          </w:tcPr>
+          <w:p>
+            <w:r>
+              <w:t>116,379</w:t>
+            </w:r>
+          </w:p>
         </w:tc>
         <w:tc>
           <w:tcPr>
             <w:tcW w:w="1154" w:type="dxa"/>
           </w:tcPr>
-          <w:p/>
+          <w:p>
+            <w:r>
+              <w:t>0.7447</w:t>
+            </w:r>
+          </w:p>
         </w:tc>
         <w:tc>
           <w:tcPr>
             <w:tcW w:w="1545" w:type="dxa"/>
           </w:tcPr>
-          <w:p/>
+          <w:p>
+            <w:r>
+              <w:t>+42.95</w:t>
+            </w:r>
+          </w:p>
         </w:tc>
         <w:tc>
           <w:tcPr>
             <w:tcW w:w="2060" w:type="dxa"/>
           </w:tcPr>
-          <w:p/>
+          <w:p>
+            <w:r>
+              <w:t>+14.17</w:t>
+            </w:r>
+          </w:p>
         </w:tc>
       </w:tr>
     </w:tbl>
@@ -2250,55 +2682,91 @@
           <w:tcPr>
             <w:tcW w:w="1283" w:type="dxa"/>
           </w:tcPr>
-          <w:p/>
+          <w:p>
+            <w:r>
+              <w:t>78.82</w:t>
+            </w:r>
+          </w:p>
         </w:tc>
         <w:tc>
           <w:tcPr>
             <w:tcW w:w="1183" w:type="dxa"/>
           </w:tcPr>
-          <w:p/>
+          <w:p>
+            <w:r>
+              <w:t>6.35</w:t>
+            </w:r>
+          </w:p>
         </w:tc>
         <w:tc>
           <w:tcPr>
             <w:tcW w:w="1207" w:type="dxa"/>
           </w:tcPr>
-          <w:p/>
+          <w:p>
+            <w:r>
+              <w:t>5.73</w:t>
+            </w:r>
+          </w:p>
         </w:tc>
         <w:tc>
           <w:tcPr>
             <w:tcW w:w="1240" w:type="dxa"/>
           </w:tcPr>
-          <w:p/>
-        </w:tc>
-        <w:tc>
-          <w:tcPr>
-            <w:tcW w:w="1390" w:type="dxa"/>
-          </w:tcPr>
-          <w:p/>
-        </w:tc>
-        <w:tc>
-          <w:tcPr>
-            <w:tcW w:w="1390" w:type="dxa"/>
-          </w:tcPr>
-          <w:p/>
+          <w:p>
+            <w:r>
+              <w:t>9.09</w:t>
+            </w:r>
+          </w:p>
+        </w:tc>
+        <w:tc>
+          <w:tcPr>
+            <w:tcW w:w="1390" w:type="dxa"/>
+          </w:tcPr>
+          <w:p>
+            <w:r>
+              <w:t>72,053</w:t>
+            </w:r>
+          </w:p>
+        </w:tc>
+        <w:tc>
+          <w:tcPr>
+            <w:tcW w:w="1390" w:type="dxa"/>
+          </w:tcPr>
+          <w:p>
+            <w:r>
+              <w:t>114,259</w:t>
+            </w:r>
+          </w:p>
         </w:tc>
         <w:tc>
           <w:tcPr>
             <w:tcW w:w="1154" w:type="dxa"/>
           </w:tcPr>
-          <w:p/>
+          <w:p>
+            <w:r>
+              <w:t>0.7540</w:t>
+            </w:r>
+          </w:p>
         </w:tc>
         <w:tc>
           <w:tcPr>
             <w:tcW w:w="1545" w:type="dxa"/>
           </w:tcPr>
-          <w:p/>
+          <w:p>
+            <w:r>
+              <w:t>+43.99</w:t>
+            </w:r>
+          </w:p>
         </w:tc>
         <w:tc>
           <w:tcPr>
             <w:tcW w:w="2060" w:type="dxa"/>
           </w:tcPr>
-          <w:p/>
+          <w:p>
+            <w:r>
+              <w:t>+14.55</w:t>
+            </w:r>
+          </w:p>
         </w:tc>
       </w:tr>
       <w:tr>
@@ -2316,55 +2784,91 @@
           <w:tcPr>
             <w:tcW w:w="1283" w:type="dxa"/>
           </w:tcPr>
-          <w:p/>
+          <w:p>
+            <w:r>
+              <w:t>79.27</w:t>
+            </w:r>
+          </w:p>
         </w:tc>
         <w:tc>
           <w:tcPr>
             <w:tcW w:w="1183" w:type="dxa"/>
           </w:tcPr>
-          <w:p/>
+          <w:p>
+            <w:r>
+              <w:t>6.37</w:t>
+            </w:r>
+          </w:p>
         </w:tc>
         <w:tc>
           <w:tcPr>
             <w:tcW w:w="1207" w:type="dxa"/>
           </w:tcPr>
-          <w:p/>
+          <w:p>
+            <w:r>
+              <w:t>5.63</w:t>
+            </w:r>
+          </w:p>
         </w:tc>
         <w:tc>
           <w:tcPr>
             <w:tcW w:w="1240" w:type="dxa"/>
           </w:tcPr>
-          <w:p/>
-        </w:tc>
-        <w:tc>
-          <w:tcPr>
-            <w:tcW w:w="1390" w:type="dxa"/>
-          </w:tcPr>
-          <w:p/>
-        </w:tc>
-        <w:tc>
-          <w:tcPr>
-            <w:tcW w:w="1390" w:type="dxa"/>
-          </w:tcPr>
-          <w:p/>
+          <w:p>
+            <w:r>
+              <w:t>8.74</w:t>
+            </w:r>
+          </w:p>
+        </w:tc>
+        <w:tc>
+          <w:tcPr>
+            <w:tcW w:w="1390" w:type="dxa"/>
+          </w:tcPr>
+          <w:p>
+            <w:r>
+              <w:t>70,733</w:t>
+            </w:r>
+          </w:p>
+        </w:tc>
+        <w:tc>
+          <w:tcPr>
+            <w:tcW w:w="1390" w:type="dxa"/>
+          </w:tcPr>
+          <w:p>
+            <w:r>
+              <w:t>109,856</w:t>
+            </w:r>
+          </w:p>
         </w:tc>
         <w:tc>
           <w:tcPr>
             <w:tcW w:w="1154" w:type="dxa"/>
           </w:tcPr>
-          <w:p/>
+          <w:p>
+            <w:r>
+              <w:t>0.7726</w:t>
+            </w:r>
+          </w:p>
         </w:tc>
         <w:tc>
           <w:tcPr>
             <w:tcW w:w="1545" w:type="dxa"/>
           </w:tcPr>
-          <w:p/>
+          <w:p>
+            <w:r>
+              <w:t>+44.43</w:t>
+            </w:r>
+          </w:p>
         </w:tc>
         <w:tc>
           <w:tcPr>
             <w:tcW w:w="2060" w:type="dxa"/>
           </w:tcPr>
-          <w:p/>
+          <w:p>
+            <w:r>
+              <w:t>+14.53</w:t>
+            </w:r>
+          </w:p>
         </w:tc>
       </w:tr>
       <w:tr>
@@ -2382,55 +2886,94 @@
           <w:tcPr>
             <w:tcW w:w="1283" w:type="dxa"/>
           </w:tcPr>
-          <w:p/>
+          <w:p>
+            <w:r>
+              <w:t>79.99</w:t>
+            </w:r>
+          </w:p>
         </w:tc>
         <w:tc>
           <w:tcPr>
             <w:tcW w:w="1183" w:type="dxa"/>
           </w:tcPr>
-          <w:p/>
+          <w:p>
+            <w:r>
+              <w:t>6.16</w:t>
+            </w:r>
+          </w:p>
         </w:tc>
         <w:tc>
           <w:tcPr>
             <w:tcW w:w="1207" w:type="dxa"/>
           </w:tcPr>
-          <w:p/>
+          <w:p>
+            <w:r>
+              <w:t>5.20</w:t>
+            </w:r>
+          </w:p>
         </w:tc>
         <w:tc>
           <w:tcPr>
             <w:tcW w:w="1240" w:type="dxa"/>
           </w:tcPr>
-          <w:p/>
-        </w:tc>
-        <w:tc>
-          <w:tcPr>
-            <w:tcW w:w="1390" w:type="dxa"/>
-          </w:tcPr>
-          <w:p/>
-        </w:tc>
-        <w:tc>
-          <w:tcPr>
-            <w:tcW w:w="1390" w:type="dxa"/>
-          </w:tcPr>
-          <w:p/>
+          <w:p>
+            <w:r>
+              <w:t>8.64</w:t>
+            </w:r>
+          </w:p>
+        </w:tc>
+        <w:tc>
+          <w:tcPr>
+            <w:tcW w:w="1390" w:type="dxa"/>
+          </w:tcPr>
+          <w:p>
+            <w:r>
+              <w:t>65,360</w:t>
+            </w:r>
+          </w:p>
+        </w:tc>
+        <w:tc>
+          <w:tcPr>
+            <w:tcW w:w="1390" w:type="dxa"/>
+          </w:tcPr>
+          <w:p>
+            <w:r>
+              <w:t>108,628</w:t>
+            </w:r>
+          </w:p>
         </w:tc>
         <w:tc>
           <w:tcPr>
             <w:tcW w:w="1154" w:type="dxa"/>
           </w:tcPr>
-          <w:p/>
+          <w:p>
+            <w:r>
+              <w:t>0.7776</w:t>
+            </w:r>
+          </w:p>
         </w:tc>
         <w:tc>
           <w:tcPr>
             <w:tcW w:w="1545" w:type="dxa"/>
           </w:tcPr>
-          <w:p/>
+          <w:p>
+            <w:r>
+              <w:t>+45.16</w:t>
+            </w:r>
+          </w:p>
         </w:tc>
         <w:tc>
           <w:tcPr>
             <w:tcW w:w="2060" w:type="dxa"/>
           </w:tcPr>
-          <w:p/>
+          <w:p>
+            <w:r>
+              <w:t>+14.7</w:t>
+            </w:r>
+            <w:r>
+              <w:t>4</w:t>
+            </w:r>
+          </w:p>
         </w:tc>
       </w:tr>
       <w:tr>
@@ -2448,55 +2991,91 @@
           <w:tcPr>
             <w:tcW w:w="1283" w:type="dxa"/>
           </w:tcPr>
-          <w:p/>
+          <w:p>
+            <w:r>
+              <w:t>78.47</w:t>
+            </w:r>
+          </w:p>
         </w:tc>
         <w:tc>
           <w:tcPr>
             <w:tcW w:w="1183" w:type="dxa"/>
           </w:tcPr>
-          <w:p/>
+          <w:p>
+            <w:r>
+              <w:t>6.56</w:t>
+            </w:r>
+          </w:p>
         </w:tc>
         <w:tc>
           <w:tcPr>
             <w:tcW w:w="1207" w:type="dxa"/>
           </w:tcPr>
-          <w:p/>
+          <w:p>
+            <w:r>
+              <w:t>6.03</w:t>
+            </w:r>
+          </w:p>
         </w:tc>
         <w:tc>
           <w:tcPr>
             <w:tcW w:w="1240" w:type="dxa"/>
           </w:tcPr>
-          <w:p/>
-        </w:tc>
-        <w:tc>
-          <w:tcPr>
-            <w:tcW w:w="1390" w:type="dxa"/>
-          </w:tcPr>
-          <w:p/>
-        </w:tc>
-        <w:tc>
-          <w:tcPr>
-            <w:tcW w:w="1390" w:type="dxa"/>
-          </w:tcPr>
-          <w:p/>
+          <w:p>
+            <w:r>
+              <w:t>8.95</w:t>
+            </w:r>
+          </w:p>
+        </w:tc>
+        <w:tc>
+          <w:tcPr>
+            <w:tcW w:w="1390" w:type="dxa"/>
+          </w:tcPr>
+          <w:p>
+            <w:r>
+              <w:t>75,788</w:t>
+            </w:r>
+          </w:p>
+        </w:tc>
+        <w:tc>
+          <w:tcPr>
+            <w:tcW w:w="1390" w:type="dxa"/>
+          </w:tcPr>
+          <w:p>
+            <w:r>
+              <w:t>112,444</w:t>
+            </w:r>
+          </w:p>
         </w:tc>
         <w:tc>
           <w:tcPr>
             <w:tcW w:w="1154" w:type="dxa"/>
           </w:tcPr>
-          <w:p/>
+          <w:p>
+            <w:r>
+              <w:t>0.7617</w:t>
+            </w:r>
+          </w:p>
         </w:tc>
         <w:tc>
           <w:tcPr>
             <w:tcW w:w="1545" w:type="dxa"/>
           </w:tcPr>
-          <w:p/>
+          <w:p>
+            <w:r>
+              <w:t>+43.63</w:t>
+            </w:r>
+          </w:p>
         </w:tc>
         <w:tc>
           <w:tcPr>
             <w:tcW w:w="2060" w:type="dxa"/>
           </w:tcPr>
-          <w:p/>
+          <w:p>
+            <w:r>
+              <w:t>+14.34</w:t>
+            </w:r>
+          </w:p>
         </w:tc>
       </w:tr>
       <w:tr>
@@ -2514,55 +3093,91 @@
           <w:tcPr>
             <w:tcW w:w="1283" w:type="dxa"/>
           </w:tcPr>
-          <w:p/>
+          <w:p>
+            <w:r>
+              <w:t>79.95</w:t>
+            </w:r>
+          </w:p>
         </w:tc>
         <w:tc>
           <w:tcPr>
             <w:tcW w:w="1183" w:type="dxa"/>
           </w:tcPr>
-          <w:p/>
+          <w:p>
+            <w:r>
+              <w:t>6.19</w:t>
+            </w:r>
+          </w:p>
         </w:tc>
         <w:tc>
           <w:tcPr>
             <w:tcW w:w="1207" w:type="dxa"/>
           </w:tcPr>
-          <w:p/>
+          <w:p>
+            <w:r>
+              <w:t>5.31</w:t>
+            </w:r>
+          </w:p>
         </w:tc>
         <w:tc>
           <w:tcPr>
             <w:tcW w:w="1240" w:type="dxa"/>
           </w:tcPr>
-          <w:p/>
-        </w:tc>
-        <w:tc>
-          <w:tcPr>
-            <w:tcW w:w="1390" w:type="dxa"/>
-          </w:tcPr>
-          <w:p/>
-        </w:tc>
-        <w:tc>
-          <w:tcPr>
-            <w:tcW w:w="1390" w:type="dxa"/>
-          </w:tcPr>
-          <w:p/>
+          <w:p>
+            <w:r>
+              <w:t>8.55</w:t>
+            </w:r>
+          </w:p>
+        </w:tc>
+        <w:tc>
+          <w:tcPr>
+            <w:tcW w:w="1390" w:type="dxa"/>
+          </w:tcPr>
+          <w:p>
+            <w:r>
+              <w:t>66,703</w:t>
+            </w:r>
+          </w:p>
+        </w:tc>
+        <w:tc>
+          <w:tcPr>
+            <w:tcW w:w="1390" w:type="dxa"/>
+          </w:tcPr>
+          <w:p>
+            <w:r>
+              <w:t>107,475</w:t>
+            </w:r>
+          </w:p>
         </w:tc>
         <w:tc>
           <w:tcPr>
             <w:tcW w:w="1154" w:type="dxa"/>
           </w:tcPr>
-          <w:p/>
+          <w:p>
+            <w:r>
+              <w:t>0.7823</w:t>
+            </w:r>
+          </w:p>
         </w:tc>
         <w:tc>
           <w:tcPr>
             <w:tcW w:w="1545" w:type="dxa"/>
           </w:tcPr>
-          <w:p/>
+          <w:p>
+            <w:r>
+              <w:t>+45.12</w:t>
+            </w:r>
+          </w:p>
         </w:tc>
         <w:tc>
           <w:tcPr>
             <w:tcW w:w="2060" w:type="dxa"/>
           </w:tcPr>
-          <w:p/>
+          <w:p>
+            <w:r>
+              <w:t>+14.71</w:t>
+            </w:r>
+          </w:p>
         </w:tc>
       </w:tr>
     </w:tbl>
@@ -3050,55 +3665,91 @@
           <w:tcPr>
             <w:tcW w:w="1283" w:type="dxa"/>
           </w:tcPr>
-          <w:p/>
+          <w:p>
+            <w:r>
+              <w:t>79.79</w:t>
+            </w:r>
+          </w:p>
         </w:tc>
         <w:tc>
           <w:tcPr>
             <w:tcW w:w="1183" w:type="dxa"/>
           </w:tcPr>
-          <w:p/>
+          <w:p>
+            <w:r>
+              <w:t>6.24</w:t>
+            </w:r>
+          </w:p>
         </w:tc>
         <w:tc>
           <w:tcPr>
             <w:tcW w:w="1207" w:type="dxa"/>
           </w:tcPr>
-          <w:p/>
+          <w:p>
+            <w:r>
+              <w:t>5.51</w:t>
+            </w:r>
+          </w:p>
         </w:tc>
         <w:tc>
           <w:tcPr>
             <w:tcW w:w="1240" w:type="dxa"/>
           </w:tcPr>
-          <w:p/>
-        </w:tc>
-        <w:tc>
-          <w:tcPr>
-            <w:tcW w:w="1390" w:type="dxa"/>
-          </w:tcPr>
-          <w:p/>
-        </w:tc>
-        <w:tc>
-          <w:tcPr>
-            <w:tcW w:w="1390" w:type="dxa"/>
-          </w:tcPr>
-          <w:p/>
+          <w:p>
+            <w:r>
+              <w:t>8.46</w:t>
+            </w:r>
+          </w:p>
+        </w:tc>
+        <w:tc>
+          <w:tcPr>
+            <w:tcW w:w="1390" w:type="dxa"/>
+          </w:tcPr>
+          <w:p>
+            <w:r>
+              <w:t>69,276</w:t>
+            </w:r>
+          </w:p>
+        </w:tc>
+        <w:tc>
+          <w:tcPr>
+            <w:tcW w:w="1390" w:type="dxa"/>
+          </w:tcPr>
+          <w:p>
+            <w:r>
+              <w:t>106,398</w:t>
+            </w:r>
+          </w:p>
         </w:tc>
         <w:tc>
           <w:tcPr>
             <w:tcW w:w="1154" w:type="dxa"/>
           </w:tcPr>
-          <w:p/>
+          <w:p>
+            <w:r>
+              <w:t>0.7868</w:t>
+            </w:r>
+          </w:p>
         </w:tc>
         <w:tc>
           <w:tcPr>
             <w:tcW w:w="1545" w:type="dxa"/>
           </w:tcPr>
-          <w:p/>
+          <w:p>
+            <w:r>
+              <w:t>+45.15</w:t>
+            </w:r>
+          </w:p>
         </w:tc>
         <w:tc>
           <w:tcPr>
             <w:tcW w:w="2060" w:type="dxa"/>
           </w:tcPr>
-          <w:p/>
+          <w:p>
+            <w:r>
+              <w:t>+14.73</w:t>
+            </w:r>
+          </w:p>
         </w:tc>
       </w:tr>
       <w:tr>
@@ -3116,55 +3767,91 @@
           <w:tcPr>
             <w:tcW w:w="1283" w:type="dxa"/>
           </w:tcPr>
-          <w:p/>
+          <w:p>
+            <w:r>
+              <w:t>78.33</w:t>
+            </w:r>
+          </w:p>
         </w:tc>
         <w:tc>
           <w:tcPr>
             <w:tcW w:w="1183" w:type="dxa"/>
           </w:tcPr>
-          <w:p/>
+          <w:p>
+            <w:r>
+              <w:t>6.67</w:t>
+            </w:r>
+          </w:p>
         </w:tc>
         <w:tc>
           <w:tcPr>
             <w:tcW w:w="1207" w:type="dxa"/>
           </w:tcPr>
-          <w:p/>
+          <w:p>
+            <w:r>
+              <w:t>5.83</w:t>
+            </w:r>
+          </w:p>
         </w:tc>
         <w:tc>
           <w:tcPr>
             <w:tcW w:w="1240" w:type="dxa"/>
           </w:tcPr>
-          <w:p/>
-        </w:tc>
-        <w:tc>
-          <w:tcPr>
-            <w:tcW w:w="1390" w:type="dxa"/>
-          </w:tcPr>
-          <w:p/>
-        </w:tc>
-        <w:tc>
-          <w:tcPr>
-            <w:tcW w:w="1390" w:type="dxa"/>
-          </w:tcPr>
-          <w:p/>
+          <w:p>
+            <w:r>
+              <w:t>9.17</w:t>
+            </w:r>
+          </w:p>
+        </w:tc>
+        <w:tc>
+          <w:tcPr>
+            <w:tcW w:w="1390" w:type="dxa"/>
+          </w:tcPr>
+          <w:p>
+            <w:r>
+              <w:t>73,273</w:t>
+            </w:r>
+          </w:p>
+        </w:tc>
+        <w:tc>
+          <w:tcPr>
+            <w:tcW w:w="1390" w:type="dxa"/>
+          </w:tcPr>
+          <w:p>
+            <w:r>
+              <w:t>115,321</w:t>
+            </w:r>
+          </w:p>
         </w:tc>
         <w:tc>
           <w:tcPr>
             <w:tcW w:w="1154" w:type="dxa"/>
           </w:tcPr>
-          <w:p/>
+          <w:p>
+            <w:r>
+              <w:t>0.7496</w:t>
+            </w:r>
+          </w:p>
         </w:tc>
         <w:tc>
           <w:tcPr>
             <w:tcW w:w="1545" w:type="dxa"/>
           </w:tcPr>
-          <w:p/>
+          <w:p>
+            <w:r>
+              <w:t>+43.69</w:t>
+            </w:r>
+          </w:p>
         </w:tc>
         <w:tc>
           <w:tcPr>
             <w:tcW w:w="2060" w:type="dxa"/>
           </w:tcPr>
-          <w:p/>
+          <w:p>
+            <w:r>
+              <w:t>+14.30</w:t>
+            </w:r>
+          </w:p>
         </w:tc>
       </w:tr>
       <w:tr>
@@ -3182,55 +3869,91 @@
           <w:tcPr>
             <w:tcW w:w="1283" w:type="dxa"/>
           </w:tcPr>
-          <w:p/>
+          <w:p>
+            <w:r>
+              <w:t>76.60</w:t>
+            </w:r>
+          </w:p>
         </w:tc>
         <w:tc>
           <w:tcPr>
             <w:tcW w:w="1183" w:type="dxa"/>
           </w:tcPr>
-          <w:p/>
+          <w:p>
+            <w:r>
+              <w:t>7.34</w:t>
+            </w:r>
+          </w:p>
         </w:tc>
         <w:tc>
           <w:tcPr>
             <w:tcW w:w="1207" w:type="dxa"/>
           </w:tcPr>
-          <w:p/>
+          <w:p>
+            <w:r>
+              <w:t>6.87</w:t>
+            </w:r>
+          </w:p>
         </w:tc>
         <w:tc>
           <w:tcPr>
             <w:tcW w:w="1240" w:type="dxa"/>
           </w:tcPr>
-          <w:p/>
-        </w:tc>
-        <w:tc>
-          <w:tcPr>
-            <w:tcW w:w="1390" w:type="dxa"/>
-          </w:tcPr>
-          <w:p/>
-        </w:tc>
-        <w:tc>
-          <w:tcPr>
-            <w:tcW w:w="1390" w:type="dxa"/>
-          </w:tcPr>
-          <w:p/>
+          <w:p>
+            <w:r>
+              <w:t>9.19</w:t>
+            </w:r>
+          </w:p>
+        </w:tc>
+        <w:tc>
+          <w:tcPr>
+            <w:tcW w:w="1390" w:type="dxa"/>
+          </w:tcPr>
+          <w:p>
+            <w:r>
+              <w:t>86,409</w:t>
+            </w:r>
+          </w:p>
+        </w:tc>
+        <w:tc>
+          <w:tcPr>
+            <w:tcW w:w="1390" w:type="dxa"/>
+          </w:tcPr>
+          <w:p>
+            <w:r>
+              <w:t>115,495</w:t>
+            </w:r>
+          </w:p>
         </w:tc>
         <w:tc>
           <w:tcPr>
             <w:tcW w:w="1154" w:type="dxa"/>
           </w:tcPr>
-          <w:p/>
+          <w:p>
+            <w:r>
+              <w:t>0.7488</w:t>
+            </w:r>
+          </w:p>
         </w:tc>
         <w:tc>
           <w:tcPr>
             <w:tcW w:w="1545" w:type="dxa"/>
           </w:tcPr>
-          <w:p/>
+          <w:p>
+            <w:r>
+              <w:t>+41.96</w:t>
+            </w:r>
+          </w:p>
         </w:tc>
         <w:tc>
           <w:tcPr>
             <w:tcW w:w="2060" w:type="dxa"/>
           </w:tcPr>
-          <w:p/>
+          <w:p>
+            <w:r>
+              <w:t>+13.62</w:t>
+            </w:r>
+          </w:p>
         </w:tc>
       </w:tr>
       <w:tr>
@@ -3248,55 +3971,91 @@
           <w:tcPr>
             <w:tcW w:w="1283" w:type="dxa"/>
           </w:tcPr>
-          <w:p/>
+          <w:p>
+            <w:r>
+              <w:t>76.36</w:t>
+            </w:r>
+          </w:p>
         </w:tc>
         <w:tc>
           <w:tcPr>
             <w:tcW w:w="1183" w:type="dxa"/>
           </w:tcPr>
-          <w:p/>
+          <w:p>
+            <w:r>
+              <w:t>7.47</w:t>
+            </w:r>
+          </w:p>
         </w:tc>
         <w:tc>
           <w:tcPr>
             <w:tcW w:w="1207" w:type="dxa"/>
           </w:tcPr>
-          <w:p/>
+          <w:p>
+            <w:r>
+              <w:t>6.53</w:t>
+            </w:r>
+          </w:p>
         </w:tc>
         <w:tc>
           <w:tcPr>
             <w:tcW w:w="1240" w:type="dxa"/>
           </w:tcPr>
-          <w:p/>
-        </w:tc>
-        <w:tc>
-          <w:tcPr>
-            <w:tcW w:w="1390" w:type="dxa"/>
-          </w:tcPr>
-          <w:p/>
-        </w:tc>
-        <w:tc>
-          <w:tcPr>
-            <w:tcW w:w="1390" w:type="dxa"/>
-          </w:tcPr>
-          <w:p/>
+          <w:p>
+            <w:r>
+              <w:t>9.64</w:t>
+            </w:r>
+          </w:p>
+        </w:tc>
+        <w:tc>
+          <w:tcPr>
+            <w:tcW w:w="1390" w:type="dxa"/>
+          </w:tcPr>
+          <w:p>
+            <w:r>
+              <w:t>82,083</w:t>
+            </w:r>
+          </w:p>
+        </w:tc>
+        <w:tc>
+          <w:tcPr>
+            <w:tcW w:w="1390" w:type="dxa"/>
+          </w:tcPr>
+          <w:p>
+            <w:r>
+              <w:t>121,216</w:t>
+            </w:r>
+          </w:p>
         </w:tc>
         <w:tc>
           <w:tcPr>
             <w:tcW w:w="1154" w:type="dxa"/>
           </w:tcPr>
-          <w:p/>
+          <w:p>
+            <w:r>
+              <w:t>0.7233</w:t>
+            </w:r>
+          </w:p>
         </w:tc>
         <w:tc>
           <w:tcPr>
             <w:tcW w:w="1545" w:type="dxa"/>
           </w:tcPr>
-          <w:p/>
+          <w:p>
+            <w:r>
+              <w:t>+41.72</w:t>
+            </w:r>
+          </w:p>
         </w:tc>
         <w:tc>
           <w:tcPr>
             <w:tcW w:w="2060" w:type="dxa"/>
           </w:tcPr>
-          <w:p/>
+          <w:p>
+            <w:r>
+              <w:t>+13.50</w:t>
+            </w:r>
+          </w:p>
         </w:tc>
       </w:tr>
       <w:tr>
@@ -3314,55 +4073,91 @@
           <w:tcPr>
             <w:tcW w:w="1283" w:type="dxa"/>
           </w:tcPr>
-          <w:p/>
+          <w:p>
+            <w:r>
+              <w:t>78.70</w:t>
+            </w:r>
+          </w:p>
         </w:tc>
         <w:tc>
           <w:tcPr>
             <w:tcW w:w="1183" w:type="dxa"/>
           </w:tcPr>
-          <w:p/>
+          <w:p>
+            <w:r>
+              <w:t>6.59</w:t>
+            </w:r>
+          </w:p>
         </w:tc>
         <w:tc>
           <w:tcPr>
             <w:tcW w:w="1207" w:type="dxa"/>
           </w:tcPr>
-          <w:p/>
+          <w:p>
+            <w:r>
+              <w:t>5.93</w:t>
+            </w:r>
+          </w:p>
         </w:tc>
         <w:tc>
           <w:tcPr>
             <w:tcW w:w="1240" w:type="dxa"/>
           </w:tcPr>
-          <w:p/>
-        </w:tc>
-        <w:tc>
-          <w:tcPr>
-            <w:tcW w:w="1390" w:type="dxa"/>
-          </w:tcPr>
-          <w:p/>
-        </w:tc>
-        <w:tc>
-          <w:tcPr>
-            <w:tcW w:w="1390" w:type="dxa"/>
-          </w:tcPr>
-          <w:p/>
+          <w:p>
+            <w:r>
+              <w:t>8.78</w:t>
+            </w:r>
+          </w:p>
+        </w:tc>
+        <w:tc>
+          <w:tcPr>
+            <w:tcW w:w="1390" w:type="dxa"/>
+          </w:tcPr>
+          <w:p>
+            <w:r>
+              <w:t>74,616</w:t>
+            </w:r>
+          </w:p>
+        </w:tc>
+        <w:tc>
+          <w:tcPr>
+            <w:tcW w:w="1390" w:type="dxa"/>
+          </w:tcPr>
+          <w:p>
+            <w:r>
+              <w:t>110,351</w:t>
+            </w:r>
+          </w:p>
         </w:tc>
         <w:tc>
           <w:tcPr>
             <w:tcW w:w="1154" w:type="dxa"/>
           </w:tcPr>
-          <w:p/>
+          <w:p>
+            <w:r>
+              <w:t>0.7707</w:t>
+            </w:r>
+          </w:p>
         </w:tc>
         <w:tc>
           <w:tcPr>
             <w:tcW w:w="1545" w:type="dxa"/>
           </w:tcPr>
-          <w:p/>
+          <w:p>
+            <w:r>
+              <w:t>+44.06</w:t>
+            </w:r>
+          </w:p>
         </w:tc>
         <w:tc>
           <w:tcPr>
             <w:tcW w:w="2060" w:type="dxa"/>
           </w:tcPr>
-          <w:p/>
+          <w:p>
+            <w:r>
+              <w:t>+14.38</w:t>
+            </w:r>
+          </w:p>
         </w:tc>
       </w:tr>
       <w:tr>
@@ -3380,55 +4175,91 @@
           <w:tcPr>
             <w:tcW w:w="1283" w:type="dxa"/>
           </w:tcPr>
-          <w:p/>
+          <w:p>
+            <w:r>
+              <w:t>75.16</w:t>
+            </w:r>
+          </w:p>
         </w:tc>
         <w:tc>
           <w:tcPr>
             <w:tcW w:w="1183" w:type="dxa"/>
           </w:tcPr>
-          <w:p/>
+          <w:p>
+            <w:r>
+              <w:t>7.79</w:t>
+            </w:r>
+          </w:p>
         </w:tc>
         <w:tc>
           <w:tcPr>
             <w:tcW w:w="1207" w:type="dxa"/>
           </w:tcPr>
-          <w:p/>
+          <w:p>
+            <w:r>
+              <w:t>7.39</w:t>
+            </w:r>
+          </w:p>
         </w:tc>
         <w:tc>
           <w:tcPr>
             <w:tcW w:w="1240" w:type="dxa"/>
           </w:tcPr>
-          <w:p/>
-        </w:tc>
-        <w:tc>
-          <w:tcPr>
-            <w:tcW w:w="1390" w:type="dxa"/>
-          </w:tcPr>
-          <w:p/>
-        </w:tc>
-        <w:tc>
-          <w:tcPr>
-            <w:tcW w:w="1390" w:type="dxa"/>
-          </w:tcPr>
-          <w:p/>
+          <w:p>
+            <w:r>
+              <w:t>9.66</w:t>
+            </w:r>
+          </w:p>
+        </w:tc>
+        <w:tc>
+          <w:tcPr>
+            <w:tcW w:w="1390" w:type="dxa"/>
+          </w:tcPr>
+          <w:p>
+            <w:r>
+              <w:t>92,944</w:t>
+            </w:r>
+          </w:p>
+        </w:tc>
+        <w:tc>
+          <w:tcPr>
+            <w:tcW w:w="1390" w:type="dxa"/>
+          </w:tcPr>
+          <w:p>
+            <w:r>
+              <w:t>121,417</w:t>
+            </w:r>
+          </w:p>
         </w:tc>
         <w:tc>
           <w:tcPr>
             <w:tcW w:w="1154" w:type="dxa"/>
           </w:tcPr>
-          <w:p/>
+          <w:p>
+            <w:r>
+              <w:t>0.7224</w:t>
+            </w:r>
+          </w:p>
         </w:tc>
         <w:tc>
           <w:tcPr>
             <w:tcW w:w="1545" w:type="dxa"/>
           </w:tcPr>
-          <w:p/>
+          <w:p>
+            <w:r>
+              <w:t>+40.52</w:t>
+            </w:r>
+          </w:p>
         </w:tc>
         <w:tc>
           <w:tcPr>
             <w:tcW w:w="2060" w:type="dxa"/>
           </w:tcPr>
-          <w:p/>
+          <w:p>
+            <w:r>
+              <w:t>+13.18</w:t>
+            </w:r>
+          </w:p>
         </w:tc>
       </w:tr>
       <w:tr>
@@ -3446,55 +4277,91 @@
           <w:tcPr>
             <w:tcW w:w="1283" w:type="dxa"/>
           </w:tcPr>
-          <w:p/>
+          <w:p>
+            <w:r>
+              <w:t>77.85</w:t>
+            </w:r>
+          </w:p>
         </w:tc>
         <w:tc>
           <w:tcPr>
             <w:tcW w:w="1183" w:type="dxa"/>
           </w:tcPr>
-          <w:p/>
+          <w:p>
+            <w:r>
+              <w:t>6.95</w:t>
+            </w:r>
+          </w:p>
         </w:tc>
         <w:tc>
           <w:tcPr>
             <w:tcW w:w="1207" w:type="dxa"/>
           </w:tcPr>
-          <w:p/>
+          <w:p>
+            <w:r>
+              <w:t>6.18</w:t>
+            </w:r>
+          </w:p>
         </w:tc>
         <w:tc>
           <w:tcPr>
             <w:tcW w:w="1240" w:type="dxa"/>
           </w:tcPr>
-          <w:p/>
-        </w:tc>
-        <w:tc>
-          <w:tcPr>
-            <w:tcW w:w="1390" w:type="dxa"/>
-          </w:tcPr>
-          <w:p/>
-        </w:tc>
-        <w:tc>
-          <w:tcPr>
-            <w:tcW w:w="1390" w:type="dxa"/>
-          </w:tcPr>
-          <w:p/>
+          <w:p>
+            <w:r>
+              <w:t>9.02</w:t>
+            </w:r>
+          </w:p>
+        </w:tc>
+        <w:tc>
+          <w:tcPr>
+            <w:tcW w:w="1390" w:type="dxa"/>
+          </w:tcPr>
+          <w:p>
+            <w:r>
+              <w:t>77,714</w:t>
+            </w:r>
+          </w:p>
+        </w:tc>
+        <w:tc>
+          <w:tcPr>
+            <w:tcW w:w="1390" w:type="dxa"/>
+          </w:tcPr>
+          <w:p>
+            <w:r>
+              <w:t>113,472</w:t>
+            </w:r>
+          </w:p>
         </w:tc>
         <w:tc>
           <w:tcPr>
             <w:tcW w:w="1154" w:type="dxa"/>
           </w:tcPr>
-          <w:p/>
+          <w:p>
+            <w:r>
+              <w:t>0.7575</w:t>
+            </w:r>
+          </w:p>
         </w:tc>
         <w:tc>
           <w:tcPr>
             <w:tcW w:w="1545" w:type="dxa"/>
           </w:tcPr>
-          <w:p/>
+          <w:p>
+            <w:r>
+              <w:t>+43.21</w:t>
+            </w:r>
+          </w:p>
         </w:tc>
         <w:tc>
           <w:tcPr>
             <w:tcW w:w="2060" w:type="dxa"/>
           </w:tcPr>
-          <w:p/>
+          <w:p>
+            <w:r>
+              <w:t>+14.02</w:t>
+            </w:r>
+          </w:p>
         </w:tc>
       </w:tr>
     </w:tbl>
@@ -3986,55 +4853,91 @@
           <w:tcPr>
             <w:tcW w:w="1283" w:type="dxa"/>
           </w:tcPr>
-          <w:p/>
+          <w:p>
+            <w:r>
+              <w:t>77.17</w:t>
+            </w:r>
+          </w:p>
         </w:tc>
         <w:tc>
           <w:tcPr>
             <w:tcW w:w="1183" w:type="dxa"/>
           </w:tcPr>
-          <w:p/>
+          <w:p>
+            <w:r>
+              <w:t>7.13</w:t>
+            </w:r>
+          </w:p>
         </w:tc>
         <w:tc>
           <w:tcPr>
             <w:tcW w:w="1207" w:type="dxa"/>
           </w:tcPr>
-          <w:p/>
+          <w:p>
+            <w:r>
+              <w:t>6.40</w:t>
+            </w:r>
+          </w:p>
         </w:tc>
         <w:tc>
           <w:tcPr>
             <w:tcW w:w="1240" w:type="dxa"/>
           </w:tcPr>
-          <w:p/>
-        </w:tc>
-        <w:tc>
-          <w:tcPr>
-            <w:tcW w:w="1390" w:type="dxa"/>
-          </w:tcPr>
-          <w:p/>
-        </w:tc>
-        <w:tc>
-          <w:tcPr>
-            <w:tcW w:w="1390" w:type="dxa"/>
-          </w:tcPr>
-          <w:p/>
+          <w:p>
+            <w:r>
+              <w:t>9.30</w:t>
+            </w:r>
+          </w:p>
+        </w:tc>
+        <w:tc>
+          <w:tcPr>
+            <w:tcW w:w="1390" w:type="dxa"/>
+          </w:tcPr>
+          <w:p>
+            <w:r>
+              <w:t>80,467</w:t>
+            </w:r>
+          </w:p>
+        </w:tc>
+        <w:tc>
+          <w:tcPr>
+            <w:tcW w:w="1390" w:type="dxa"/>
+          </w:tcPr>
+          <w:p>
+            <w:r>
+              <w:t>116,970</w:t>
+            </w:r>
+          </w:p>
         </w:tc>
         <w:tc>
           <w:tcPr>
             <w:tcW w:w="1154" w:type="dxa"/>
           </w:tcPr>
-          <w:p/>
+          <w:p>
+            <w:r>
+              <w:t>0.7424</w:t>
+            </w:r>
+          </w:p>
         </w:tc>
         <w:tc>
           <w:tcPr>
             <w:tcW w:w="1545" w:type="dxa"/>
           </w:tcPr>
-          <w:p/>
+          <w:p>
+            <w:r>
+              <w:t>+42.53</w:t>
+            </w:r>
+          </w:p>
         </w:tc>
         <w:tc>
           <w:tcPr>
             <w:tcW w:w="2060" w:type="dxa"/>
           </w:tcPr>
-          <w:p/>
+          <w:p>
+            <w:r>
+              <w:t>+13.84</w:t>
+            </w:r>
+          </w:p>
         </w:tc>
       </w:tr>
       <w:tr>
@@ -4052,55 +4955,91 @@
           <w:tcPr>
             <w:tcW w:w="1283" w:type="dxa"/>
           </w:tcPr>
-          <w:p/>
+          <w:p>
+            <w:r>
+              <w:t>73.53</w:t>
+            </w:r>
+          </w:p>
         </w:tc>
         <w:tc>
           <w:tcPr>
             <w:tcW w:w="1183" w:type="dxa"/>
           </w:tcPr>
-          <w:p/>
+          <w:p>
+            <w:r>
+              <w:t>8.47</w:t>
+            </w:r>
+          </w:p>
         </w:tc>
         <w:tc>
           <w:tcPr>
             <w:tcW w:w="1207" w:type="dxa"/>
           </w:tcPr>
-          <w:p/>
+          <w:p>
+            <w:r>
+              <w:t>7.41</w:t>
+            </w:r>
+          </w:p>
         </w:tc>
         <w:tc>
           <w:tcPr>
             <w:tcW w:w="1240" w:type="dxa"/>
           </w:tcPr>
-          <w:p/>
-        </w:tc>
-        <w:tc>
-          <w:tcPr>
-            <w:tcW w:w="1390" w:type="dxa"/>
-          </w:tcPr>
-          <w:p/>
-        </w:tc>
-        <w:tc>
-          <w:tcPr>
-            <w:tcW w:w="1390" w:type="dxa"/>
-          </w:tcPr>
-          <w:p/>
+          <w:p>
+            <w:r>
+              <w:t>10.60</w:t>
+            </w:r>
+          </w:p>
+        </w:tc>
+        <w:tc>
+          <w:tcPr>
+            <w:tcW w:w="1390" w:type="dxa"/>
+          </w:tcPr>
+          <w:p>
+            <w:r>
+              <w:t>93,154</w:t>
+            </w:r>
+          </w:p>
+        </w:tc>
+        <w:tc>
+          <w:tcPr>
+            <w:tcW w:w="1390" w:type="dxa"/>
+          </w:tcPr>
+          <w:p>
+            <w:r>
+              <w:t>133,237</w:t>
+            </w:r>
+          </w:p>
         </w:tc>
         <w:tc>
           <w:tcPr>
             <w:tcW w:w="1154" w:type="dxa"/>
           </w:tcPr>
-          <w:p/>
+          <w:p>
+            <w:r>
+              <w:t>0.6657</w:t>
+            </w:r>
+          </w:p>
         </w:tc>
         <w:tc>
           <w:tcPr>
             <w:tcW w:w="1545" w:type="dxa"/>
           </w:tcPr>
-          <w:p/>
+          <w:p>
+            <w:r>
+              <w:t>+38.89</w:t>
+            </w:r>
+          </w:p>
         </w:tc>
         <w:tc>
           <w:tcPr>
             <w:tcW w:w="2060" w:type="dxa"/>
           </w:tcPr>
-          <w:p/>
+          <w:p>
+            <w:r>
+              <w:t>+12.50</w:t>
+            </w:r>
+          </w:p>
         </w:tc>
       </w:tr>
       <w:tr>
@@ -4118,55 +5057,91 @@
           <w:tcPr>
             <w:tcW w:w="1283" w:type="dxa"/>
           </w:tcPr>
-          <w:p/>
+          <w:p>
+            <w:r>
+              <w:t>72.59</w:t>
+            </w:r>
+          </w:p>
         </w:tc>
         <w:tc>
           <w:tcPr>
             <w:tcW w:w="1183" w:type="dxa"/>
           </w:tcPr>
-          <w:p/>
+          <w:p>
+            <w:r>
+              <w:t>8.73</w:t>
+            </w:r>
+          </w:p>
         </w:tc>
         <w:tc>
           <w:tcPr>
             <w:tcW w:w="1207" w:type="dxa"/>
           </w:tcPr>
-          <w:p/>
+          <w:p>
+            <w:r>
+              <w:t>8.10</w:t>
+            </w:r>
+          </w:p>
         </w:tc>
         <w:tc>
           <w:tcPr>
             <w:tcW w:w="1240" w:type="dxa"/>
           </w:tcPr>
-          <w:p/>
-        </w:tc>
-        <w:tc>
-          <w:tcPr>
-            <w:tcW w:w="1390" w:type="dxa"/>
-          </w:tcPr>
-          <w:p/>
-        </w:tc>
-        <w:tc>
-          <w:tcPr>
-            <w:tcW w:w="1390" w:type="dxa"/>
-          </w:tcPr>
-          <w:p/>
+          <w:p>
+            <w:r>
+              <w:t>10.58</w:t>
+            </w:r>
+          </w:p>
+        </w:tc>
+        <w:tc>
+          <w:tcPr>
+            <w:tcW w:w="1390" w:type="dxa"/>
+          </w:tcPr>
+          <w:p>
+            <w:r>
+              <w:t>101,889</w:t>
+            </w:r>
+          </w:p>
+        </w:tc>
+        <w:tc>
+          <w:tcPr>
+            <w:tcW w:w="1390" w:type="dxa"/>
+          </w:tcPr>
+          <w:p>
+            <w:r>
+              <w:t>132,971</w:t>
+            </w:r>
+          </w:p>
         </w:tc>
         <w:tc>
           <w:tcPr>
             <w:tcW w:w="1154" w:type="dxa"/>
           </w:tcPr>
-          <w:p/>
+          <w:p>
+            <w:r>
+              <w:t>0.6670</w:t>
+            </w:r>
+          </w:p>
         </w:tc>
         <w:tc>
           <w:tcPr>
             <w:tcW w:w="1545" w:type="dxa"/>
           </w:tcPr>
-          <w:p/>
+          <w:p>
+            <w:r>
+              <w:t>+37.95</w:t>
+            </w:r>
+          </w:p>
         </w:tc>
         <w:tc>
           <w:tcPr>
             <w:tcW w:w="2060" w:type="dxa"/>
           </w:tcPr>
-          <w:p/>
+          <w:p>
+            <w:r>
+              <w:t>+12.24</w:t>
+            </w:r>
+          </w:p>
         </w:tc>
       </w:tr>
       <w:tr>
@@ -4184,55 +5159,91 @@
           <w:tcPr>
             <w:tcW w:w="1283" w:type="dxa"/>
           </w:tcPr>
-          <w:p/>
+          <w:p>
+            <w:r>
+              <w:t>77.35</w:t>
+            </w:r>
+          </w:p>
         </w:tc>
         <w:tc>
           <w:tcPr>
             <w:tcW w:w="1183" w:type="dxa"/>
           </w:tcPr>
-          <w:p/>
+          <w:p>
+            <w:r>
+              <w:t>7.04</w:t>
+            </w:r>
+          </w:p>
         </w:tc>
         <w:tc>
           <w:tcPr>
             <w:tcW w:w="1207" w:type="dxa"/>
           </w:tcPr>
-          <w:p/>
+          <w:p>
+            <w:r>
+              <w:t>6.53</w:t>
+            </w:r>
+          </w:p>
         </w:tc>
         <w:tc>
           <w:tcPr>
             <w:tcW w:w="1240" w:type="dxa"/>
           </w:tcPr>
-          <w:p/>
-        </w:tc>
-        <w:tc>
-          <w:tcPr>
-            <w:tcW w:w="1390" w:type="dxa"/>
-          </w:tcPr>
-          <w:p/>
-        </w:tc>
-        <w:tc>
-          <w:tcPr>
-            <w:tcW w:w="1390" w:type="dxa"/>
-          </w:tcPr>
-          <w:p/>
+          <w:p>
+            <w:r>
+              <w:t>9.09</w:t>
+            </w:r>
+          </w:p>
+        </w:tc>
+        <w:tc>
+          <w:tcPr>
+            <w:tcW w:w="1390" w:type="dxa"/>
+          </w:tcPr>
+          <w:p>
+            <w:r>
+              <w:t>82,068</w:t>
+            </w:r>
+          </w:p>
+        </w:tc>
+        <w:tc>
+          <w:tcPr>
+            <w:tcW w:w="1390" w:type="dxa"/>
+          </w:tcPr>
+          <w:p>
+            <w:r>
+              <w:t>114,240</w:t>
+            </w:r>
+          </w:p>
         </w:tc>
         <w:tc>
           <w:tcPr>
             <w:tcW w:w="1154" w:type="dxa"/>
           </w:tcPr>
-          <w:p/>
+          <w:p>
+            <w:r>
+              <w:t>0.7542</w:t>
+            </w:r>
+          </w:p>
         </w:tc>
         <w:tc>
           <w:tcPr>
             <w:tcW w:w="1545" w:type="dxa"/>
           </w:tcPr>
-          <w:p/>
+          <w:p>
+            <w:r>
+              <w:t>+42.71</w:t>
+            </w:r>
+          </w:p>
         </w:tc>
         <w:tc>
           <w:tcPr>
             <w:tcW w:w="2060" w:type="dxa"/>
           </w:tcPr>
-          <w:p/>
+          <w:p>
+            <w:r>
+              <w:t>+13.93</w:t>
+            </w:r>
+          </w:p>
         </w:tc>
       </w:tr>
       <w:tr>
@@ -4250,55 +5261,91 @@
           <w:tcPr>
             <w:tcW w:w="1283" w:type="dxa"/>
           </w:tcPr>
-          <w:p/>
+          <w:p>
+            <w:r>
+              <w:t>76.10</w:t>
+            </w:r>
+          </w:p>
         </w:tc>
         <w:tc>
           <w:tcPr>
             <w:tcW w:w="1183" w:type="dxa"/>
           </w:tcPr>
-          <w:p/>
+          <w:p>
+            <w:r>
+              <w:t>7.38</w:t>
+            </w:r>
+          </w:p>
         </w:tc>
         <w:tc>
           <w:tcPr>
             <w:tcW w:w="1207" w:type="dxa"/>
           </w:tcPr>
-          <w:p/>
+          <w:p>
+            <w:r>
+              <w:t>6.80</w:t>
+            </w:r>
+          </w:p>
         </w:tc>
         <w:tc>
           <w:tcPr>
             <w:tcW w:w="1240" w:type="dxa"/>
           </w:tcPr>
-          <w:p/>
-        </w:tc>
-        <w:tc>
-          <w:tcPr>
-            <w:tcW w:w="1390" w:type="dxa"/>
-          </w:tcPr>
-          <w:p/>
-        </w:tc>
-        <w:tc>
-          <w:tcPr>
-            <w:tcW w:w="1390" w:type="dxa"/>
-          </w:tcPr>
-          <w:p/>
+          <w:p>
+            <w:r>
+              <w:t>9.72</w:t>
+            </w:r>
+          </w:p>
+        </w:tc>
+        <w:tc>
+          <w:tcPr>
+            <w:tcW w:w="1390" w:type="dxa"/>
+          </w:tcPr>
+          <w:p>
+            <w:r>
+              <w:t>85,500</w:t>
+            </w:r>
+          </w:p>
+        </w:tc>
+        <w:tc>
+          <w:tcPr>
+            <w:tcW w:w="1390" w:type="dxa"/>
+          </w:tcPr>
+          <w:p>
+            <w:r>
+              <w:t>122,248</w:t>
+            </w:r>
+          </w:p>
         </w:tc>
         <w:tc>
           <w:tcPr>
             <w:tcW w:w="1154" w:type="dxa"/>
           </w:tcPr>
-          <w:p/>
+          <w:p>
+            <w:r>
+              <w:t>0.7186</w:t>
+            </w:r>
+          </w:p>
         </w:tc>
         <w:tc>
           <w:tcPr>
             <w:tcW w:w="1545" w:type="dxa"/>
           </w:tcPr>
-          <w:p/>
+          <w:p>
+            <w:r>
+              <w:t>+41.46</w:t>
+            </w:r>
+          </w:p>
         </w:tc>
         <w:tc>
           <w:tcPr>
             <w:tcW w:w="2060" w:type="dxa"/>
           </w:tcPr>
-          <w:p/>
+          <w:p>
+            <w:r>
+              <w:t>+13.59</w:t>
+            </w:r>
+          </w:p>
         </w:tc>
       </w:tr>
     </w:tbl>
@@ -4785,55 +5832,91 @@
           <w:tcPr>
             <w:tcW w:w="1283" w:type="dxa"/>
           </w:tcPr>
-          <w:p/>
+          <w:p>
+            <w:r>
+              <w:t>68.22</w:t>
+            </w:r>
+          </w:p>
         </w:tc>
         <w:tc>
           <w:tcPr>
             <w:tcW w:w="1183" w:type="dxa"/>
           </w:tcPr>
-          <w:p/>
+          <w:p>
+            <w:r>
+              <w:t>9.92</w:t>
+            </w:r>
+          </w:p>
         </w:tc>
         <w:tc>
           <w:tcPr>
             <w:tcW w:w="1207" w:type="dxa"/>
           </w:tcPr>
-          <w:p/>
+          <w:p>
+            <w:r>
+              <w:t>9.73</w:t>
+            </w:r>
+          </w:p>
         </w:tc>
         <w:tc>
           <w:tcPr>
             <w:tcW w:w="1240" w:type="dxa"/>
           </w:tcPr>
-          <w:p/>
-        </w:tc>
-        <w:tc>
-          <w:tcPr>
-            <w:tcW w:w="1390" w:type="dxa"/>
-          </w:tcPr>
-          <w:p/>
-        </w:tc>
-        <w:tc>
-          <w:tcPr>
-            <w:tcW w:w="1390" w:type="dxa"/>
-          </w:tcPr>
-          <w:p/>
+          <w:p>
+            <w:r>
+              <w:t>12.13</w:t>
+            </w:r>
+          </w:p>
+        </w:tc>
+        <w:tc>
+          <w:tcPr>
+            <w:tcW w:w="1390" w:type="dxa"/>
+          </w:tcPr>
+          <w:p>
+            <w:r>
+              <w:t>122,349</w:t>
+            </w:r>
+          </w:p>
+        </w:tc>
+        <w:tc>
+          <w:tcPr>
+            <w:tcW w:w="1390" w:type="dxa"/>
+          </w:tcPr>
+          <w:p>
+            <w:r>
+              <w:t>152,457</w:t>
+            </w:r>
+          </w:p>
         </w:tc>
         <w:tc>
           <w:tcPr>
             <w:tcW w:w="1154" w:type="dxa"/>
           </w:tcPr>
-          <w:p/>
+          <w:p>
+            <w:r>
+              <w:t>0.5623</w:t>
+            </w:r>
+          </w:p>
         </w:tc>
         <w:tc>
           <w:tcPr>
             <w:tcW w:w="1545" w:type="dxa"/>
           </w:tcPr>
-          <w:p/>
+          <w:p>
+            <w:r>
+              <w:t>+33.58</w:t>
+            </w:r>
+          </w:p>
         </w:tc>
         <w:tc>
           <w:tcPr>
             <w:tcW w:w="2060" w:type="dxa"/>
           </w:tcPr>
-          <w:p/>
+          <w:p>
+            <w:r>
+              <w:t>+11.05</w:t>
+            </w:r>
+          </w:p>
         </w:tc>
       </w:tr>
       <w:tr>
@@ -4851,55 +5934,91 @@
           <w:tcPr>
             <w:tcW w:w="1283" w:type="dxa"/>
           </w:tcPr>
-          <w:p/>
+          <w:p>
+            <w:r>
+              <w:t>71.32</w:t>
+            </w:r>
+          </w:p>
         </w:tc>
         <w:tc>
           <w:tcPr>
             <w:tcW w:w="1183" w:type="dxa"/>
           </w:tcPr>
-          <w:p/>
+          <w:p>
+            <w:r>
+              <w:t>9.17</w:t>
+            </w:r>
+          </w:p>
         </w:tc>
         <w:tc>
           <w:tcPr>
             <w:tcW w:w="1207" w:type="dxa"/>
           </w:tcPr>
-          <w:p/>
+          <w:p>
+            <w:r>
+              <w:t>8.46</w:t>
+            </w:r>
+          </w:p>
         </w:tc>
         <w:tc>
           <w:tcPr>
             <w:tcW w:w="1240" w:type="dxa"/>
           </w:tcPr>
-          <w:p/>
-        </w:tc>
-        <w:tc>
-          <w:tcPr>
-            <w:tcW w:w="1390" w:type="dxa"/>
-          </w:tcPr>
-          <w:p/>
-        </w:tc>
-        <w:tc>
-          <w:tcPr>
-            <w:tcW w:w="1390" w:type="dxa"/>
-          </w:tcPr>
-          <w:p/>
+          <w:p>
+            <w:r>
+              <w:t>11.05</w:t>
+            </w:r>
+          </w:p>
+        </w:tc>
+        <w:tc>
+          <w:tcPr>
+            <w:tcW w:w="1390" w:type="dxa"/>
+          </w:tcPr>
+          <w:p>
+            <w:r>
+              <w:t>106,364</w:t>
+            </w:r>
+          </w:p>
+        </w:tc>
+        <w:tc>
+          <w:tcPr>
+            <w:tcW w:w="1390" w:type="dxa"/>
+          </w:tcPr>
+          <w:p>
+            <w:r>
+              <w:t>138,914</w:t>
+            </w:r>
+          </w:p>
         </w:tc>
         <w:tc>
           <w:tcPr>
             <w:tcW w:w="1154" w:type="dxa"/>
           </w:tcPr>
-          <w:p/>
+          <w:p>
+            <w:r>
+              <w:t>0.6366</w:t>
+            </w:r>
+          </w:p>
         </w:tc>
         <w:tc>
           <w:tcPr>
             <w:tcW w:w="1545" w:type="dxa"/>
           </w:tcPr>
-          <w:p/>
+          <w:p>
+            <w:r>
+              <w:t>+36.68</w:t>
+            </w:r>
+          </w:p>
         </w:tc>
         <w:tc>
           <w:tcPr>
             <w:tcW w:w="2060" w:type="dxa"/>
           </w:tcPr>
-          <w:p/>
+          <w:p>
+            <w:r>
+              <w:t>+11.80</w:t>
+            </w:r>
+          </w:p>
         </w:tc>
       </w:tr>
       <w:tr>
@@ -4917,55 +6036,91 @@
           <w:tcPr>
             <w:tcW w:w="1283" w:type="dxa"/>
           </w:tcPr>
-          <w:p/>
+          <w:p>
+            <w:r>
+              <w:t>80.08</w:t>
+            </w:r>
+          </w:p>
         </w:tc>
         <w:tc>
           <w:tcPr>
             <w:tcW w:w="1183" w:type="dxa"/>
           </w:tcPr>
-          <w:p/>
+          <w:p>
+            <w:r>
+              <w:t>6.16</w:t>
+            </w:r>
+          </w:p>
         </w:tc>
         <w:tc>
           <w:tcPr>
             <w:tcW w:w="1207" w:type="dxa"/>
           </w:tcPr>
-          <w:p/>
+          <w:p>
+            <w:r>
+              <w:t>5.26</w:t>
+            </w:r>
+          </w:p>
         </w:tc>
         <w:tc>
           <w:tcPr>
             <w:tcW w:w="1240" w:type="dxa"/>
           </w:tcPr>
-          <w:p/>
-        </w:tc>
-        <w:tc>
-          <w:tcPr>
-            <w:tcW w:w="1390" w:type="dxa"/>
-          </w:tcPr>
-          <w:p/>
-        </w:tc>
-        <w:tc>
-          <w:tcPr>
-            <w:tcW w:w="1390" w:type="dxa"/>
-          </w:tcPr>
-          <w:p/>
+          <w:p>
+            <w:r>
+              <w:t>8.51</w:t>
+            </w:r>
+          </w:p>
+        </w:tc>
+        <w:tc>
+          <w:tcPr>
+            <w:tcW w:w="1390" w:type="dxa"/>
+          </w:tcPr>
+          <w:p>
+            <w:r>
+              <w:t>66,074</w:t>
+            </w:r>
+          </w:p>
+        </w:tc>
+        <w:tc>
+          <w:tcPr>
+            <w:tcW w:w="1390" w:type="dxa"/>
+          </w:tcPr>
+          <w:p>
+            <w:r>
+              <w:t>106,963</w:t>
+            </w:r>
+          </w:p>
         </w:tc>
         <w:tc>
           <w:tcPr>
             <w:tcW w:w="1154" w:type="dxa"/>
           </w:tcPr>
-          <w:p/>
+          <w:p>
+            <w:r>
+              <w:t>0.7846</w:t>
+            </w:r>
+          </w:p>
         </w:tc>
         <w:tc>
           <w:tcPr>
             <w:tcW w:w="1545" w:type="dxa"/>
           </w:tcPr>
-          <w:p/>
+          <w:p>
+            <w:r>
+              <w:t>+45.44</w:t>
+            </w:r>
+          </w:p>
         </w:tc>
         <w:tc>
           <w:tcPr>
             <w:tcW w:w="2060" w:type="dxa"/>
           </w:tcPr>
-          <w:p/>
+          <w:p>
+            <w:r>
+              <w:t>+14.81</w:t>
+            </w:r>
+          </w:p>
         </w:tc>
       </w:tr>
       <w:tr>
@@ -4983,55 +6138,91 @@
           <w:tcPr>
             <w:tcW w:w="1283" w:type="dxa"/>
           </w:tcPr>
-          <w:p/>
+          <w:p>
+            <w:r>
+              <w:t>76.24</w:t>
+            </w:r>
+          </w:p>
         </w:tc>
         <w:tc>
           <w:tcPr>
             <w:tcW w:w="1183" w:type="dxa"/>
           </w:tcPr>
-          <w:p/>
+          <w:p>
+            <w:r>
+              <w:t>7.40</w:t>
+            </w:r>
+          </w:p>
         </w:tc>
         <w:tc>
           <w:tcPr>
             <w:tcW w:w="1207" w:type="dxa"/>
           </w:tcPr>
-          <w:p/>
+          <w:p>
+            <w:r>
+              <w:t>6.82</w:t>
+            </w:r>
+          </w:p>
         </w:tc>
         <w:tc>
           <w:tcPr>
             <w:tcW w:w="1240" w:type="dxa"/>
           </w:tcPr>
-          <w:p/>
-        </w:tc>
-        <w:tc>
-          <w:tcPr>
-            <w:tcW w:w="1390" w:type="dxa"/>
-          </w:tcPr>
-          <w:p/>
-        </w:tc>
-        <w:tc>
-          <w:tcPr>
-            <w:tcW w:w="1390" w:type="dxa"/>
-          </w:tcPr>
-          <w:p/>
+          <w:p>
+            <w:r>
+              <w:t>9.54</w:t>
+            </w:r>
+          </w:p>
+        </w:tc>
+        <w:tc>
+          <w:tcPr>
+            <w:tcW w:w="1390" w:type="dxa"/>
+          </w:tcPr>
+          <w:p>
+            <w:r>
+              <w:t>85,804</w:t>
+            </w:r>
+          </w:p>
+        </w:tc>
+        <w:tc>
+          <w:tcPr>
+            <w:tcW w:w="1390" w:type="dxa"/>
+          </w:tcPr>
+          <w:p>
+            <w:r>
+              <w:t>119,939</w:t>
+            </w:r>
+          </w:p>
         </w:tc>
         <w:tc>
           <w:tcPr>
             <w:tcW w:w="1154" w:type="dxa"/>
           </w:tcPr>
-          <w:p/>
+          <w:p>
+            <w:r>
+              <w:t>0.7291</w:t>
+            </w:r>
+          </w:p>
         </w:tc>
         <w:tc>
           <w:tcPr>
             <w:tcW w:w="1545" w:type="dxa"/>
           </w:tcPr>
-          <w:p/>
+          <w:p>
+            <w:r>
+              <w:t>+41.60</w:t>
+            </w:r>
+          </w:p>
         </w:tc>
         <w:tc>
           <w:tcPr>
             <w:tcW w:w="2060" w:type="dxa"/>
           </w:tcPr>
-          <w:p/>
+          <w:p>
+            <w:r>
+              <w:t>+13.57</w:t>
+            </w:r>
+          </w:p>
         </w:tc>
       </w:tr>
       <w:tr>
@@ -5049,55 +6240,91 @@
           <w:tcPr>
             <w:tcW w:w="1283" w:type="dxa"/>
           </w:tcPr>
-          <w:p/>
+          <w:p>
+            <w:r>
+              <w:t>79.41</w:t>
+            </w:r>
+          </w:p>
         </w:tc>
         <w:tc>
           <w:tcPr>
             <w:tcW w:w="1183" w:type="dxa"/>
           </w:tcPr>
-          <w:p/>
+          <w:p>
+            <w:r>
+              <w:t>6.40</w:t>
+            </w:r>
+          </w:p>
         </w:tc>
         <w:tc>
           <w:tcPr>
             <w:tcW w:w="1207" w:type="dxa"/>
           </w:tcPr>
-          <w:p/>
+          <w:p>
+            <w:r>
+              <w:t>5.58</w:t>
+            </w:r>
+          </w:p>
         </w:tc>
         <w:tc>
           <w:tcPr>
             <w:tcW w:w="1240" w:type="dxa"/>
           </w:tcPr>
-          <w:p/>
-        </w:tc>
-        <w:tc>
-          <w:tcPr>
-            <w:tcW w:w="1390" w:type="dxa"/>
-          </w:tcPr>
-          <w:p/>
-        </w:tc>
-        <w:tc>
-          <w:tcPr>
-            <w:tcW w:w="1390" w:type="dxa"/>
-          </w:tcPr>
-          <w:p/>
+          <w:p>
+            <w:r>
+              <w:t>8.62</w:t>
+            </w:r>
+          </w:p>
+        </w:tc>
+        <w:tc>
+          <w:tcPr>
+            <w:tcW w:w="1390" w:type="dxa"/>
+          </w:tcPr>
+          <w:p>
+            <w:r>
+              <w:t>70,141</w:t>
+            </w:r>
+          </w:p>
+        </w:tc>
+        <w:tc>
+          <w:tcPr>
+            <w:tcW w:w="1390" w:type="dxa"/>
+          </w:tcPr>
+          <w:p>
+            <w:r>
+              <w:t>108,336</w:t>
+            </w:r>
+          </w:p>
         </w:tc>
         <w:tc>
           <w:tcPr>
             <w:tcW w:w="1154" w:type="dxa"/>
           </w:tcPr>
-          <w:p/>
+          <w:p>
+            <w:r>
+              <w:t>0.7790</w:t>
+            </w:r>
+          </w:p>
         </w:tc>
         <w:tc>
           <w:tcPr>
             <w:tcW w:w="1545" w:type="dxa"/>
           </w:tcPr>
-          <w:p/>
+          <w:p>
+            <w:r>
+              <w:t>+44.77</w:t>
+            </w:r>
+          </w:p>
         </w:tc>
         <w:tc>
           <w:tcPr>
             <w:tcW w:w="2060" w:type="dxa"/>
           </w:tcPr>
-          <w:p/>
+          <w:p>
+            <w:r>
+              <w:t>+14.57</w:t>
+            </w:r>
+          </w:p>
         </w:tc>
       </w:tr>
     </w:tbl>
@@ -5585,55 +6812,91 @@
           <w:tcPr>
             <w:tcW w:w="1283" w:type="dxa"/>
           </w:tcPr>
-          <w:p/>
+          <w:p>
+            <w:r>
+              <w:t>79.24</w:t>
+            </w:r>
+          </w:p>
         </w:tc>
         <w:tc>
           <w:tcPr>
             <w:tcW w:w="1183" w:type="dxa"/>
           </w:tcPr>
-          <w:p/>
+          <w:p>
+            <w:r>
+              <w:t>6.29</w:t>
+            </w:r>
+          </w:p>
         </w:tc>
         <w:tc>
           <w:tcPr>
             <w:tcW w:w="1207" w:type="dxa"/>
           </w:tcPr>
-          <w:p/>
+          <w:p>
+            <w:r>
+              <w:t>5.35</w:t>
+            </w:r>
+          </w:p>
         </w:tc>
         <w:tc>
           <w:tcPr>
             <w:tcW w:w="1240" w:type="dxa"/>
           </w:tcPr>
-          <w:p/>
-        </w:tc>
-        <w:tc>
-          <w:tcPr>
-            <w:tcW w:w="1390" w:type="dxa"/>
-          </w:tcPr>
-          <w:p/>
-        </w:tc>
-        <w:tc>
-          <w:tcPr>
-            <w:tcW w:w="1390" w:type="dxa"/>
-          </w:tcPr>
-          <w:p/>
+          <w:p>
+            <w:r>
+              <w:t>9.12</w:t>
+            </w:r>
+          </w:p>
+        </w:tc>
+        <w:tc>
+          <w:tcPr>
+            <w:tcW w:w="1390" w:type="dxa"/>
+          </w:tcPr>
+          <w:p>
+            <w:r>
+              <w:t>67,206</w:t>
+            </w:r>
+          </w:p>
+        </w:tc>
+        <w:tc>
+          <w:tcPr>
+            <w:tcW w:w="1390" w:type="dxa"/>
+          </w:tcPr>
+          <w:p>
+            <w:r>
+              <w:t>114,441</w:t>
+            </w:r>
+          </w:p>
         </w:tc>
         <w:tc>
           <w:tcPr>
             <w:tcW w:w="1154" w:type="dxa"/>
           </w:tcPr>
-          <w:p/>
+          <w:p>
+            <w:r>
+              <w:t>0.7501</w:t>
+            </w:r>
+          </w:p>
         </w:tc>
         <w:tc>
           <w:tcPr>
             <w:tcW w:w="1545" w:type="dxa"/>
           </w:tcPr>
-          <w:p/>
+          <w:p>
+            <w:r>
+              <w:t>+44.25</w:t>
+            </w:r>
+          </w:p>
         </w:tc>
         <w:tc>
           <w:tcPr>
             <w:tcW w:w="2060" w:type="dxa"/>
           </w:tcPr>
-          <w:p/>
+          <w:p>
+            <w:r>
+              <w:t>+14.58</w:t>
+            </w:r>
+          </w:p>
         </w:tc>
       </w:tr>
       <w:tr>
@@ -5651,55 +6914,91 @@
           <w:tcPr>
             <w:tcW w:w="1283" w:type="dxa"/>
           </w:tcPr>
-          <w:p/>
+          <w:p>
+            <w:r>
+              <w:t>75.90</w:t>
+            </w:r>
+          </w:p>
         </w:tc>
         <w:tc>
           <w:tcPr>
             <w:tcW w:w="1183" w:type="dxa"/>
           </w:tcPr>
-          <w:p/>
+          <w:p>
+            <w:r>
+              <w:t>7.49</w:t>
+            </w:r>
+          </w:p>
         </w:tc>
         <w:tc>
           <w:tcPr>
             <w:tcW w:w="1207" w:type="dxa"/>
           </w:tcPr>
-          <w:p/>
+          <w:p>
+            <w:r>
+              <w:t>6.70</w:t>
+            </w:r>
+          </w:p>
         </w:tc>
         <w:tc>
           <w:tcPr>
             <w:tcW w:w="1240" w:type="dxa"/>
           </w:tcPr>
-          <w:p/>
-        </w:tc>
-        <w:tc>
-          <w:tcPr>
-            <w:tcW w:w="1390" w:type="dxa"/>
-          </w:tcPr>
-          <w:p/>
-        </w:tc>
-        <w:tc>
-          <w:tcPr>
-            <w:tcW w:w="1390" w:type="dxa"/>
-          </w:tcPr>
-          <w:p/>
+          <w:p>
+            <w:r>
+              <w:t>9.91</w:t>
+            </w:r>
+          </w:p>
+        </w:tc>
+        <w:tc>
+          <w:tcPr>
+            <w:tcW w:w="1390" w:type="dxa"/>
+          </w:tcPr>
+          <w:p>
+            <w:r>
+              <w:t>84,046</w:t>
+            </w:r>
+          </w:p>
+        </w:tc>
+        <w:tc>
+          <w:tcPr>
+            <w:tcW w:w="1390" w:type="dxa"/>
+          </w:tcPr>
+          <w:p>
+            <w:r>
+              <w:t>124,374</w:t>
+            </w:r>
+          </w:p>
         </w:tc>
         <w:tc>
           <w:tcPr>
             <w:tcW w:w="1154" w:type="dxa"/>
           </w:tcPr>
-          <w:p/>
+          <w:p>
+            <w:r>
+              <w:t>0.7049</w:t>
+            </w:r>
+          </w:p>
         </w:tc>
         <w:tc>
           <w:tcPr>
             <w:tcW w:w="1545" w:type="dxa"/>
           </w:tcPr>
-          <w:p/>
+          <w:p>
+            <w:r>
+              <w:t>+40.92</w:t>
+            </w:r>
+          </w:p>
         </w:tc>
         <w:tc>
           <w:tcPr>
             <w:tcW w:w="2060" w:type="dxa"/>
           </w:tcPr>
-          <w:p/>
+          <w:p>
+            <w:r>
+              <w:t>+13.38</w:t>
+            </w:r>
+          </w:p>
         </w:tc>
       </w:tr>
       <w:tr>
@@ -5717,55 +7016,91 @@
           <w:tcPr>
             <w:tcW w:w="1283" w:type="dxa"/>
           </w:tcPr>
-          <w:p/>
+          <w:p>
+            <w:r>
+              <w:t>77.83</w:t>
+            </w:r>
+          </w:p>
         </w:tc>
         <w:tc>
           <w:tcPr>
             <w:tcW w:w="1183" w:type="dxa"/>
           </w:tcPr>
-          <w:p/>
+          <w:p>
+            <w:r>
+              <w:t>6.87</w:t>
+            </w:r>
+          </w:p>
         </w:tc>
         <w:tc>
           <w:tcPr>
             <w:tcW w:w="1207" w:type="dxa"/>
           </w:tcPr>
-          <w:p/>
+          <w:p>
+            <w:r>
+              <w:t>6.15</w:t>
+            </w:r>
+          </w:p>
         </w:tc>
         <w:tc>
           <w:tcPr>
             <w:tcW w:w="1240" w:type="dxa"/>
           </w:tcPr>
-          <w:p/>
-        </w:tc>
-        <w:tc>
-          <w:tcPr>
-            <w:tcW w:w="1390" w:type="dxa"/>
-          </w:tcPr>
-          <w:p/>
-        </w:tc>
-        <w:tc>
-          <w:tcPr>
-            <w:tcW w:w="1390" w:type="dxa"/>
-          </w:tcPr>
-          <w:p/>
+          <w:p>
+            <w:r>
+              <w:t>9.14</w:t>
+            </w:r>
+          </w:p>
+        </w:tc>
+        <w:tc>
+          <w:tcPr>
+            <w:tcW w:w="1390" w:type="dxa"/>
+          </w:tcPr>
+          <w:p>
+            <w:r>
+              <w:t>77,236</w:t>
+            </w:r>
+          </w:p>
+        </w:tc>
+        <w:tc>
+          <w:tcPr>
+            <w:tcW w:w="1390" w:type="dxa"/>
+          </w:tcPr>
+          <w:p>
+            <w:r>
+              <w:t>114,799</w:t>
+            </w:r>
+          </w:p>
         </w:tc>
         <w:tc>
           <w:tcPr>
             <w:tcW w:w="1154" w:type="dxa"/>
           </w:tcPr>
-          <w:p/>
+          <w:p>
+            <w:r>
+              <w:t>0.7486</w:t>
+            </w:r>
+          </w:p>
         </w:tc>
         <w:tc>
           <w:tcPr>
             <w:tcW w:w="1545" w:type="dxa"/>
           </w:tcPr>
-          <w:p/>
+          <w:p>
+            <w:r>
+              <w:t>+42.84</w:t>
+            </w:r>
+          </w:p>
         </w:tc>
         <w:tc>
           <w:tcPr>
             <w:tcW w:w="2060" w:type="dxa"/>
           </w:tcPr>
-          <w:p/>
+          <w:p>
+            <w:r>
+              <w:t>+14.00</w:t>
+            </w:r>
+          </w:p>
         </w:tc>
       </w:tr>
       <w:tr>
@@ -5783,55 +7118,91 @@
           <w:tcPr>
             <w:tcW w:w="1283" w:type="dxa"/>
           </w:tcPr>
-          <w:p/>
+          <w:p>
+            <w:r>
+              <w:t>73.92</w:t>
+            </w:r>
+          </w:p>
         </w:tc>
         <w:tc>
           <w:tcPr>
             <w:tcW w:w="1183" w:type="dxa"/>
           </w:tcPr>
-          <w:p/>
+          <w:p>
+            <w:r>
+              <w:t>8.17</w:t>
+            </w:r>
+          </w:p>
         </w:tc>
         <w:tc>
           <w:tcPr>
             <w:tcW w:w="1207" w:type="dxa"/>
           </w:tcPr>
-          <w:p/>
+          <w:p>
+            <w:r>
+              <w:t>7.44</w:t>
+            </w:r>
+          </w:p>
         </w:tc>
         <w:tc>
           <w:tcPr>
             <w:tcW w:w="1240" w:type="dxa"/>
           </w:tcPr>
-          <w:p/>
-        </w:tc>
-        <w:tc>
-          <w:tcPr>
-            <w:tcW w:w="1390" w:type="dxa"/>
-          </w:tcPr>
-          <w:p/>
-        </w:tc>
-        <w:tc>
-          <w:tcPr>
-            <w:tcW w:w="1390" w:type="dxa"/>
-          </w:tcPr>
-          <w:p/>
+          <w:p>
+            <w:r>
+              <w:t>10.48</w:t>
+            </w:r>
+          </w:p>
+        </w:tc>
+        <w:tc>
+          <w:tcPr>
+            <w:tcW w:w="1390" w:type="dxa"/>
+          </w:tcPr>
+          <w:p>
+            <w:r>
+              <w:t>93,376</w:t>
+            </w:r>
+          </w:p>
+        </w:tc>
+        <w:tc>
+          <w:tcPr>
+            <w:tcW w:w="1390" w:type="dxa"/>
+          </w:tcPr>
+          <w:p>
+            <w:r>
+              <w:t>131,513</w:t>
+            </w:r>
+          </w:p>
         </w:tc>
         <w:tc>
           <w:tcPr>
             <w:tcW w:w="1154" w:type="dxa"/>
           </w:tcPr>
-          <w:p/>
+          <w:p>
+            <w:r>
+              <w:t>0.6700</w:t>
+            </w:r>
+          </w:p>
         </w:tc>
         <w:tc>
           <w:tcPr>
             <w:tcW w:w="1545" w:type="dxa"/>
           </w:tcPr>
-          <w:p/>
+          <w:p>
+            <w:r>
+              <w:t>+38.93</w:t>
+            </w:r>
+          </w:p>
         </w:tc>
         <w:tc>
           <w:tcPr>
             <w:tcW w:w="2060" w:type="dxa"/>
           </w:tcPr>
-          <w:p/>
+          <w:p>
+            <w:r>
+              <w:t>+12.70</w:t>
+            </w:r>
+          </w:p>
         </w:tc>
       </w:tr>
       <w:tr>
@@ -5849,55 +7220,91 @@
           <w:tcPr>
             <w:tcW w:w="1283" w:type="dxa"/>
           </w:tcPr>
-          <w:p/>
+          <w:p>
+            <w:r>
+              <w:t>74.46</w:t>
+            </w:r>
+          </w:p>
         </w:tc>
         <w:tc>
           <w:tcPr>
             <w:tcW w:w="1183" w:type="dxa"/>
           </w:tcPr>
-          <w:p/>
+          <w:p>
+            <w:r>
+              <w:t>8.06</w:t>
+            </w:r>
+          </w:p>
         </w:tc>
         <w:tc>
           <w:tcPr>
             <w:tcW w:w="1207" w:type="dxa"/>
           </w:tcPr>
-          <w:p/>
+          <w:p>
+            <w:r>
+              <w:t>7.66</w:t>
+            </w:r>
+          </w:p>
         </w:tc>
         <w:tc>
           <w:tcPr>
             <w:tcW w:w="1240" w:type="dxa"/>
           </w:tcPr>
-          <w:p/>
-        </w:tc>
-        <w:tc>
-          <w:tcPr>
-            <w:tcW w:w="1390" w:type="dxa"/>
-          </w:tcPr>
-          <w:p/>
-        </w:tc>
-        <w:tc>
-          <w:tcPr>
-            <w:tcW w:w="1390" w:type="dxa"/>
-          </w:tcPr>
-          <w:p/>
+          <w:p>
+            <w:r>
+              <w:t>9.81</w:t>
+            </w:r>
+          </w:p>
+        </w:tc>
+        <w:tc>
+          <w:tcPr>
+            <w:tcW w:w="1390" w:type="dxa"/>
+          </w:tcPr>
+          <w:p>
+            <w:r>
+              <w:t>96,217</w:t>
+            </w:r>
+          </w:p>
+        </w:tc>
+        <w:tc>
+          <w:tcPr>
+            <w:tcW w:w="1390" w:type="dxa"/>
+          </w:tcPr>
+          <w:p>
+            <w:r>
+              <w:t>123,134</w:t>
+            </w:r>
+          </w:p>
         </w:tc>
         <w:tc>
           <w:tcPr>
             <w:tcW w:w="1154" w:type="dxa"/>
           </w:tcPr>
-          <w:p/>
+          <w:p>
+            <w:r>
+              <w:t>0.7107</w:t>
+            </w:r>
+          </w:p>
         </w:tc>
         <w:tc>
           <w:tcPr>
             <w:tcW w:w="1545" w:type="dxa"/>
           </w:tcPr>
-          <w:p/>
+          <w:p>
+            <w:r>
+              <w:t>+39.48</w:t>
+            </w:r>
+          </w:p>
         </w:tc>
         <w:tc>
           <w:tcPr>
             <w:tcW w:w="2060" w:type="dxa"/>
           </w:tcPr>
-          <w:p/>
+          <w:p>
+            <w:r>
+              <w:t>+12.81</w:t>
+            </w:r>
+          </w:p>
         </w:tc>
       </w:tr>
       <w:tr>
@@ -5915,55 +7322,91 @@
           <w:tcPr>
             <w:tcW w:w="1283" w:type="dxa"/>
           </w:tcPr>
-          <w:p/>
+          <w:p>
+            <w:r>
+              <w:t>75.64</w:t>
+            </w:r>
+          </w:p>
         </w:tc>
         <w:tc>
           <w:tcPr>
             <w:tcW w:w="1183" w:type="dxa"/>
           </w:tcPr>
-          <w:p/>
+          <w:p>
+            <w:r>
+              <w:t>7.79</w:t>
+            </w:r>
+          </w:p>
         </w:tc>
         <w:tc>
           <w:tcPr>
             <w:tcW w:w="1207" w:type="dxa"/>
           </w:tcPr>
-          <w:p/>
+          <w:p>
+            <w:r>
+              <w:t>6.91</w:t>
+            </w:r>
+          </w:p>
         </w:tc>
         <w:tc>
           <w:tcPr>
             <w:tcW w:w="1240" w:type="dxa"/>
           </w:tcPr>
-          <w:p/>
-        </w:tc>
-        <w:tc>
-          <w:tcPr>
-            <w:tcW w:w="1390" w:type="dxa"/>
-          </w:tcPr>
-          <w:p/>
-        </w:tc>
-        <w:tc>
-          <w:tcPr>
-            <w:tcW w:w="1390" w:type="dxa"/>
-          </w:tcPr>
-          <w:p/>
+          <w:p>
+            <w:r>
+              <w:t>9.67</w:t>
+            </w:r>
+          </w:p>
+        </w:tc>
+        <w:tc>
+          <w:tcPr>
+            <w:tcW w:w="1390" w:type="dxa"/>
+          </w:tcPr>
+          <w:p>
+            <w:r>
+              <w:t>86,713</w:t>
+            </w:r>
+          </w:p>
+        </w:tc>
+        <w:tc>
+          <w:tcPr>
+            <w:tcW w:w="1390" w:type="dxa"/>
+          </w:tcPr>
+          <w:p>
+            <w:r>
+              <w:t>121,358</w:t>
+            </w:r>
+          </w:p>
         </w:tc>
         <w:tc>
           <w:tcPr>
             <w:tcW w:w="1154" w:type="dxa"/>
           </w:tcPr>
-          <w:p/>
+          <w:p>
+            <w:r>
+              <w:t>0.7190</w:t>
+            </w:r>
+          </w:p>
         </w:tc>
         <w:tc>
           <w:tcPr>
             <w:tcW w:w="1545" w:type="dxa"/>
           </w:tcPr>
-          <w:p/>
+          <w:p>
+            <w:r>
+              <w:t>+40.65</w:t>
+            </w:r>
+          </w:p>
         </w:tc>
         <w:tc>
           <w:tcPr>
             <w:tcW w:w="2060" w:type="dxa"/>
           </w:tcPr>
-          <w:p/>
+          <w:p>
+            <w:r>
+              <w:t>+13.08</w:t>
+            </w:r>
+          </w:p>
         </w:tc>
       </w:tr>
       <w:tr>
@@ -5981,55 +7424,91 @@
           <w:tcPr>
             <w:tcW w:w="1283" w:type="dxa"/>
           </w:tcPr>
-          <w:p/>
+          <w:p>
+            <w:r>
+              <w:t>78.51</w:t>
+            </w:r>
+          </w:p>
         </w:tc>
         <w:tc>
           <w:tcPr>
             <w:tcW w:w="1183" w:type="dxa"/>
           </w:tcPr>
-          <w:p/>
+          <w:p>
+            <w:r>
+              <w:t>6.67</w:t>
+            </w:r>
+          </w:p>
         </w:tc>
         <w:tc>
           <w:tcPr>
             <w:tcW w:w="1207" w:type="dxa"/>
           </w:tcPr>
-          <w:p/>
+          <w:p>
+            <w:r>
+              <w:t>5.85</w:t>
+            </w:r>
+          </w:p>
         </w:tc>
         <w:tc>
           <w:tcPr>
             <w:tcW w:w="1240" w:type="dxa"/>
           </w:tcPr>
-          <w:p/>
-        </w:tc>
-        <w:tc>
-          <w:tcPr>
-            <w:tcW w:w="1390" w:type="dxa"/>
-          </w:tcPr>
-          <w:p/>
-        </w:tc>
-        <w:tc>
-          <w:tcPr>
-            <w:tcW w:w="1390" w:type="dxa"/>
-          </w:tcPr>
-          <w:p/>
+          <w:p>
+            <w:r>
+              <w:t>8.96</w:t>
+            </w:r>
+          </w:p>
+        </w:tc>
+        <w:tc>
+          <w:tcPr>
+            <w:tcW w:w="1390" w:type="dxa"/>
+          </w:tcPr>
+          <w:p>
+            <w:r>
+              <w:t>73,459</w:t>
+            </w:r>
+          </w:p>
+        </w:tc>
+        <w:tc>
+          <w:tcPr>
+            <w:tcW w:w="1390" w:type="dxa"/>
+          </w:tcPr>
+          <w:p>
+            <w:r>
+              <w:t>112,528</w:t>
+            </w:r>
+          </w:p>
         </w:tc>
         <w:tc>
           <w:tcPr>
             <w:tcW w:w="1154" w:type="dxa"/>
           </w:tcPr>
-          <w:p/>
+          <w:p>
+            <w:r>
+              <w:t>0.7584</w:t>
+            </w:r>
+          </w:p>
         </w:tc>
         <w:tc>
           <w:tcPr>
             <w:tcW w:w="1545" w:type="dxa"/>
           </w:tcPr>
-          <w:p/>
+          <w:p>
+            <w:r>
+              <w:t>+43.52</w:t>
+            </w:r>
+          </w:p>
         </w:tc>
         <w:tc>
           <w:tcPr>
             <w:tcW w:w="2060" w:type="dxa"/>
           </w:tcPr>
-          <w:p/>
+          <w:p>
+            <w:r>
+              <w:t>+14.20</w:t>
+            </w:r>
+          </w:p>
         </w:tc>
       </w:tr>
     </w:tbl>
@@ -6521,55 +8000,91 @@
           <w:tcPr>
             <w:tcW w:w="1283" w:type="dxa"/>
           </w:tcPr>
-          <w:p/>
+          <w:p>
+            <w:r>
+              <w:t>74.52</w:t>
+            </w:r>
+          </w:p>
         </w:tc>
         <w:tc>
           <w:tcPr>
             <w:tcW w:w="1183" w:type="dxa"/>
           </w:tcPr>
-          <w:p/>
+          <w:p>
+            <w:r>
+              <w:t>7.93</w:t>
+            </w:r>
+          </w:p>
         </w:tc>
         <w:tc>
           <w:tcPr>
             <w:tcW w:w="1207" w:type="dxa"/>
           </w:tcPr>
-          <w:p/>
+          <w:p>
+            <w:r>
+              <w:t>7.16</w:t>
+            </w:r>
+          </w:p>
         </w:tc>
         <w:tc>
           <w:tcPr>
             <w:tcW w:w="1240" w:type="dxa"/>
           </w:tcPr>
-          <w:p/>
-        </w:tc>
-        <w:tc>
-          <w:tcPr>
-            <w:tcW w:w="1390" w:type="dxa"/>
-          </w:tcPr>
-          <w:p/>
-        </w:tc>
-        <w:tc>
-          <w:tcPr>
-            <w:tcW w:w="1390" w:type="dxa"/>
-          </w:tcPr>
-          <w:p/>
+          <w:p>
+            <w:r>
+              <w:t>10.39</w:t>
+            </w:r>
+          </w:p>
+        </w:tc>
+        <w:tc>
+          <w:tcPr>
+            <w:tcW w:w="1390" w:type="dxa"/>
+          </w:tcPr>
+          <w:p>
+            <w:r>
+              <w:t>89,902</w:t>
+            </w:r>
+          </w:p>
+        </w:tc>
+        <w:tc>
+          <w:tcPr>
+            <w:tcW w:w="1390" w:type="dxa"/>
+          </w:tcPr>
+          <w:p>
+            <w:r>
+              <w:t>130,479</w:t>
+            </w:r>
+          </w:p>
         </w:tc>
         <w:tc>
           <w:tcPr>
             <w:tcW w:w="1154" w:type="dxa"/>
           </w:tcPr>
-          <w:p/>
+          <w:p>
+            <w:r>
+              <w:t>0.6752</w:t>
+            </w:r>
+          </w:p>
         </w:tc>
         <w:tc>
           <w:tcPr>
             <w:tcW w:w="1545" w:type="dxa"/>
           </w:tcPr>
-          <w:p/>
+          <w:p>
+            <w:r>
+              <w:t>+39.53</w:t>
+            </w:r>
+          </w:p>
         </w:tc>
         <w:tc>
           <w:tcPr>
             <w:tcW w:w="2060" w:type="dxa"/>
           </w:tcPr>
-          <w:p/>
+          <w:p>
+            <w:r>
+              <w:t>+12.94</w:t>
+            </w:r>
+          </w:p>
         </w:tc>
       </w:tr>
       <w:tr>
@@ -6587,55 +8102,91 @@
           <w:tcPr>
             <w:tcW w:w="1283" w:type="dxa"/>
           </w:tcPr>
-          <w:p/>
+          <w:p>
+            <w:r>
+              <w:t>71.43</w:t>
+            </w:r>
+          </w:p>
         </w:tc>
         <w:tc>
           <w:tcPr>
             <w:tcW w:w="1183" w:type="dxa"/>
           </w:tcPr>
-          <w:p/>
+          <w:p>
+            <w:r>
+              <w:t>8.93</w:t>
+            </w:r>
+          </w:p>
         </w:tc>
         <w:tc>
           <w:tcPr>
             <w:tcW w:w="1207" w:type="dxa"/>
           </w:tcPr>
-          <w:p/>
+          <w:p>
+            <w:r>
+              <w:t>8.58</w:t>
+            </w:r>
+          </w:p>
         </w:tc>
         <w:tc>
           <w:tcPr>
             <w:tcW w:w="1240" w:type="dxa"/>
           </w:tcPr>
-          <w:p/>
-        </w:tc>
-        <w:tc>
-          <w:tcPr>
-            <w:tcW w:w="1390" w:type="dxa"/>
-          </w:tcPr>
-          <w:p/>
-        </w:tc>
-        <w:tc>
-          <w:tcPr>
-            <w:tcW w:w="1390" w:type="dxa"/>
-          </w:tcPr>
-          <w:p/>
+          <w:p>
+            <w:r>
+              <w:t>11.05</w:t>
+            </w:r>
+          </w:p>
+        </w:tc>
+        <w:tc>
+          <w:tcPr>
+            <w:tcW w:w="1390" w:type="dxa"/>
+          </w:tcPr>
+          <w:p>
+            <w:r>
+              <w:t>107,724</w:t>
+            </w:r>
+          </w:p>
+        </w:tc>
+        <w:tc>
+          <w:tcPr>
+            <w:tcW w:w="1390" w:type="dxa"/>
+          </w:tcPr>
+          <w:p>
+            <w:r>
+              <w:t>138,772</w:t>
+            </w:r>
+          </w:p>
         </w:tc>
         <w:tc>
           <w:tcPr>
             <w:tcW w:w="1154" w:type="dxa"/>
           </w:tcPr>
-          <w:p/>
+          <w:p>
+            <w:r>
+              <w:t>0.6326</w:t>
+            </w:r>
+          </w:p>
         </w:tc>
         <w:tc>
           <w:tcPr>
             <w:tcW w:w="1545" w:type="dxa"/>
           </w:tcPr>
-          <w:p/>
+          <w:p>
+            <w:r>
+              <w:t>+36.45</w:t>
+            </w:r>
+          </w:p>
         </w:tc>
         <w:tc>
           <w:tcPr>
             <w:tcW w:w="2060" w:type="dxa"/>
           </w:tcPr>
-          <w:p/>
+          <w:p>
+            <w:r>
+              <w:t>+11.94</w:t>
+            </w:r>
+          </w:p>
         </w:tc>
       </w:tr>
       <w:tr>
@@ -6653,55 +8204,91 @@
           <w:tcPr>
             <w:tcW w:w="1283" w:type="dxa"/>
           </w:tcPr>
-          <w:p/>
+          <w:p>
+            <w:r>
+              <w:t>42.19</w:t>
+            </w:r>
+          </w:p>
         </w:tc>
         <w:tc>
           <w:tcPr>
             <w:tcW w:w="1183" w:type="dxa"/>
           </w:tcPr>
-          <w:p/>
+          <w:p>
+            <w:r>
+              <w:t>19.56</w:t>
+            </w:r>
+          </w:p>
         </w:tc>
         <w:tc>
           <w:tcPr>
             <w:tcW w:w="1207" w:type="dxa"/>
           </w:tcPr>
-          <w:p/>
+          <w:p>
+            <w:r>
+              <w:t>18.29</w:t>
+            </w:r>
+          </w:p>
         </w:tc>
         <w:tc>
           <w:tcPr>
             <w:tcW w:w="1240" w:type="dxa"/>
           </w:tcPr>
-          <w:p/>
-        </w:tc>
-        <w:tc>
-          <w:tcPr>
-            <w:tcW w:w="1390" w:type="dxa"/>
-          </w:tcPr>
-          <w:p/>
-        </w:tc>
-        <w:tc>
-          <w:tcPr>
-            <w:tcW w:w="1390" w:type="dxa"/>
-          </w:tcPr>
-          <w:p/>
+          <w:p>
+            <w:r>
+              <w:t>19.97</w:t>
+            </w:r>
+          </w:p>
+        </w:tc>
+        <w:tc>
+          <w:tcPr>
+            <w:tcW w:w="1390" w:type="dxa"/>
+          </w:tcPr>
+          <w:p>
+            <w:r>
+              <w:t>229,581</w:t>
+            </w:r>
+          </w:p>
+        </w:tc>
+        <w:tc>
+          <w:tcPr>
+            <w:tcW w:w="1390" w:type="dxa"/>
+          </w:tcPr>
+          <w:p>
+            <w:r>
+              <w:t>250,664</w:t>
+            </w:r>
+          </w:p>
         </w:tc>
         <w:tc>
           <w:tcPr>
             <w:tcW w:w="1154" w:type="dxa"/>
           </w:tcPr>
-          <w:p/>
+          <w:p>
+            <w:r>
+              <w:t>-0.1988</w:t>
+            </w:r>
+          </w:p>
         </w:tc>
         <w:tc>
           <w:tcPr>
             <w:tcW w:w="1545" w:type="dxa"/>
           </w:tcPr>
-          <w:p/>
+          <w:p>
+            <w:r>
+              <w:t>+7.20</w:t>
+            </w:r>
+          </w:p>
         </w:tc>
         <w:tc>
           <w:tcPr>
             <w:tcW w:w="2060" w:type="dxa"/>
           </w:tcPr>
-          <w:p/>
+          <w:p>
+            <w:r>
+              <w:t>+1.31</w:t>
+            </w:r>
+          </w:p>
         </w:tc>
       </w:tr>
       <w:tr>
@@ -6719,55 +8306,91 @@
           <w:tcPr>
             <w:tcW w:w="1283" w:type="dxa"/>
           </w:tcPr>
-          <w:p/>
+          <w:p>
+            <w:r>
+              <w:t>78.13</w:t>
+            </w:r>
+          </w:p>
         </w:tc>
         <w:tc>
           <w:tcPr>
             <w:tcW w:w="1183" w:type="dxa"/>
           </w:tcPr>
-          <w:p/>
+          <w:p>
+            <w:r>
+              <w:t>6.82</w:t>
+            </w:r>
+          </w:p>
         </w:tc>
         <w:tc>
           <w:tcPr>
             <w:tcW w:w="1207" w:type="dxa"/>
           </w:tcPr>
-          <w:p/>
+          <w:p>
+            <w:r>
+              <w:t>6.16</w:t>
+            </w:r>
+          </w:p>
         </w:tc>
         <w:tc>
           <w:tcPr>
             <w:tcW w:w="1240" w:type="dxa"/>
           </w:tcPr>
-          <w:p/>
-        </w:tc>
-        <w:tc>
-          <w:tcPr>
-            <w:tcW w:w="1390" w:type="dxa"/>
-          </w:tcPr>
-          <w:p/>
-        </w:tc>
-        <w:tc>
-          <w:tcPr>
-            <w:tcW w:w="1390" w:type="dxa"/>
-          </w:tcPr>
-          <w:p/>
+          <w:p>
+            <w:r>
+              <w:t>8.89</w:t>
+            </w:r>
+          </w:p>
+        </w:tc>
+        <w:tc>
+          <w:tcPr>
+            <w:tcW w:w="1390" w:type="dxa"/>
+          </w:tcPr>
+          <w:p>
+            <w:r>
+              <w:t>77,314</w:t>
+            </w:r>
+          </w:p>
+        </w:tc>
+        <w:tc>
+          <w:tcPr>
+            <w:tcW w:w="1390" w:type="dxa"/>
+          </w:tcPr>
+          <w:p>
+            <w:r>
+              <w:t>111,586</w:t>
+            </w:r>
+          </w:p>
         </w:tc>
         <w:tc>
           <w:tcPr>
             <w:tcW w:w="1154" w:type="dxa"/>
           </w:tcPr>
-          <w:p/>
+          <w:p>
+            <w:r>
+              <w:t>0.7624</w:t>
+            </w:r>
+          </w:p>
         </w:tc>
         <w:tc>
           <w:tcPr>
             <w:tcW w:w="1545" w:type="dxa"/>
           </w:tcPr>
-          <w:p/>
+          <w:p>
+            <w:r>
+              <w:t>+43.15</w:t>
+            </w:r>
+          </w:p>
         </w:tc>
         <w:tc>
           <w:tcPr>
             <w:tcW w:w="2060" w:type="dxa"/>
           </w:tcPr>
-          <w:p/>
+          <w:p>
+            <w:r>
+              <w:t>+14.05</w:t>
+            </w:r>
+          </w:p>
         </w:tc>
       </w:tr>
       <w:tr>
@@ -6785,55 +8408,91 @@
           <w:tcPr>
             <w:tcW w:w="1283" w:type="dxa"/>
           </w:tcPr>
-          <w:p/>
+          <w:p>
+            <w:r>
+              <w:t>76.47</w:t>
+            </w:r>
+          </w:p>
         </w:tc>
         <w:tc>
           <w:tcPr>
             <w:tcW w:w="1183" w:type="dxa"/>
           </w:tcPr>
-          <w:p/>
+          <w:p>
+            <w:r>
+              <w:t>7.26</w:t>
+            </w:r>
+          </w:p>
         </w:tc>
         <w:tc>
           <w:tcPr>
             <w:tcW w:w="1207" w:type="dxa"/>
           </w:tcPr>
-          <w:p/>
+          <w:p>
+            <w:r>
+              <w:t>6.72</w:t>
+            </w:r>
+          </w:p>
         </w:tc>
         <w:tc>
           <w:tcPr>
             <w:tcW w:w="1240" w:type="dxa"/>
           </w:tcPr>
-          <w:p/>
-        </w:tc>
-        <w:tc>
-          <w:tcPr>
-            <w:tcW w:w="1390" w:type="dxa"/>
-          </w:tcPr>
-          <w:p/>
-        </w:tc>
-        <w:tc>
-          <w:tcPr>
-            <w:tcW w:w="1390" w:type="dxa"/>
-          </w:tcPr>
-          <w:p/>
+          <w:p>
+            <w:r>
+              <w:t>9.55</w:t>
+            </w:r>
+          </w:p>
+        </w:tc>
+        <w:tc>
+          <w:tcPr>
+            <w:tcW w:w="1390" w:type="dxa"/>
+          </w:tcPr>
+          <w:p>
+            <w:r>
+              <w:t>84,299</w:t>
+            </w:r>
+          </w:p>
+        </w:tc>
+        <w:tc>
+          <w:tcPr>
+            <w:tcW w:w="1390" w:type="dxa"/>
+          </w:tcPr>
+          <w:p>
+            <w:r>
+              <w:t>119,901</w:t>
+            </w:r>
+          </w:p>
         </w:tc>
         <w:tc>
           <w:tcPr>
             <w:tcW w:w="1154" w:type="dxa"/>
           </w:tcPr>
-          <w:p/>
+          <w:p>
+            <w:r>
+              <w:t>0.7257</w:t>
+            </w:r>
+          </w:p>
         </w:tc>
         <w:tc>
           <w:tcPr>
             <w:tcW w:w="1545" w:type="dxa"/>
           </w:tcPr>
-          <w:p/>
+          <w:p>
+            <w:r>
+              <w:t>+41.48</w:t>
+            </w:r>
+          </w:p>
         </w:tc>
         <w:tc>
           <w:tcPr>
             <w:tcW w:w="2060" w:type="dxa"/>
           </w:tcPr>
-          <w:p/>
+          <w:p>
+            <w:r>
+              <w:t>+13.61</w:t>
+            </w:r>
+          </w:p>
         </w:tc>
       </w:tr>
     </w:tbl>
@@ -7320,55 +8979,91 @@
           <w:tcPr>
             <w:tcW w:w="1283" w:type="dxa"/>
           </w:tcPr>
-          <w:p/>
+          <w:p>
+            <w:r>
+              <w:t>73.60</w:t>
+            </w:r>
+          </w:p>
         </w:tc>
         <w:tc>
           <w:tcPr>
             <w:tcW w:w="1183" w:type="dxa"/>
           </w:tcPr>
-          <w:p/>
+          <w:p>
+            <w:r>
+              <w:t>8.34</w:t>
+            </w:r>
+          </w:p>
         </w:tc>
         <w:tc>
           <w:tcPr>
             <w:tcW w:w="1207" w:type="dxa"/>
           </w:tcPr>
-          <w:p/>
+          <w:p>
+            <w:r>
+              <w:t>7.86</w:t>
+            </w:r>
+          </w:p>
         </w:tc>
         <w:tc>
           <w:tcPr>
             <w:tcW w:w="1240" w:type="dxa"/>
           </w:tcPr>
-          <w:p/>
-        </w:tc>
-        <w:tc>
-          <w:tcPr>
-            <w:tcW w:w="1390" w:type="dxa"/>
-          </w:tcPr>
-          <w:p/>
-        </w:tc>
-        <w:tc>
-          <w:tcPr>
-            <w:tcW w:w="1390" w:type="dxa"/>
-          </w:tcPr>
-          <w:p/>
+          <w:p>
+            <w:r>
+              <w:t>10.20</w:t>
+            </w:r>
+          </w:p>
+        </w:tc>
+        <w:tc>
+          <w:tcPr>
+            <w:tcW w:w="1390" w:type="dxa"/>
+          </w:tcPr>
+          <w:p>
+            <w:r>
+              <w:t>98,690</w:t>
+            </w:r>
+          </w:p>
+        </w:tc>
+        <w:tc>
+          <w:tcPr>
+            <w:tcW w:w="1390" w:type="dxa"/>
+          </w:tcPr>
+          <w:p>
+            <w:r>
+              <w:t>128,018</w:t>
+            </w:r>
+          </w:p>
         </w:tc>
         <w:tc>
           <w:tcPr>
             <w:tcW w:w="1154" w:type="dxa"/>
           </w:tcPr>
-          <w:p/>
+          <w:p>
+            <w:r>
+              <w:t>0.6873</w:t>
+            </w:r>
+          </w:p>
         </w:tc>
         <w:tc>
           <w:tcPr>
             <w:tcW w:w="1545" w:type="dxa"/>
           </w:tcPr>
-          <w:p/>
+          <w:p>
+            <w:r>
+              <w:t>+38.62</w:t>
+            </w:r>
+          </w:p>
         </w:tc>
         <w:tc>
           <w:tcPr>
             <w:tcW w:w="2060" w:type="dxa"/>
           </w:tcPr>
-          <w:p/>
+          <w:p>
+            <w:r>
+              <w:t>+12.53</w:t>
+            </w:r>
+          </w:p>
         </w:tc>
       </w:tr>
       <w:tr>
@@ -7386,55 +9081,91 @@
           <w:tcPr>
             <w:tcW w:w="1283" w:type="dxa"/>
           </w:tcPr>
-          <w:p/>
+          <w:p>
+            <w:r>
+              <w:t>74.53</w:t>
+            </w:r>
+          </w:p>
         </w:tc>
         <w:tc>
           <w:tcPr>
             <w:tcW w:w="1183" w:type="dxa"/>
           </w:tcPr>
-          <w:p/>
+          <w:p>
+            <w:r>
+              <w:t>8.14</w:t>
+            </w:r>
+          </w:p>
         </w:tc>
         <w:tc>
           <w:tcPr>
             <w:tcW w:w="1207" w:type="dxa"/>
           </w:tcPr>
-          <w:p/>
+          <w:p>
+            <w:r>
+              <w:t>7.11</w:t>
+            </w:r>
+          </w:p>
         </w:tc>
         <w:tc>
           <w:tcPr>
             <w:tcW w:w="1240" w:type="dxa"/>
           </w:tcPr>
-          <w:p/>
-        </w:tc>
-        <w:tc>
-          <w:tcPr>
-            <w:tcW w:w="1390" w:type="dxa"/>
-          </w:tcPr>
-          <w:p/>
-        </w:tc>
-        <w:tc>
-          <w:tcPr>
-            <w:tcW w:w="1390" w:type="dxa"/>
-          </w:tcPr>
-          <w:p/>
+          <w:p>
+            <w:r>
+              <w:t>10.22</w:t>
+            </w:r>
+          </w:p>
+        </w:tc>
+        <w:tc>
+          <w:tcPr>
+            <w:tcW w:w="1390" w:type="dxa"/>
+          </w:tcPr>
+          <w:p>
+            <w:r>
+              <w:t>89,233</w:t>
+            </w:r>
+          </w:p>
+        </w:tc>
+        <w:tc>
+          <w:tcPr>
+            <w:tcW w:w="1390" w:type="dxa"/>
+          </w:tcPr>
+          <w:p>
+            <w:r>
+              <w:t>128,299</w:t>
+            </w:r>
+          </w:p>
         </w:tc>
         <w:tc>
           <w:tcPr>
             <w:tcW w:w="1154" w:type="dxa"/>
           </w:tcPr>
-          <w:p/>
+          <w:p>
+            <w:r>
+              <w:t>0.6859</w:t>
+            </w:r>
+          </w:p>
         </w:tc>
         <w:tc>
           <w:tcPr>
             <w:tcW w:w="1545" w:type="dxa"/>
           </w:tcPr>
-          <w:p/>
+          <w:p>
+            <w:r>
+              <w:t>+39.55</w:t>
+            </w:r>
+          </w:p>
         </w:tc>
         <w:tc>
           <w:tcPr>
             <w:tcW w:w="2060" w:type="dxa"/>
           </w:tcPr>
-          <w:p/>
+          <w:p>
+            <w:r>
+              <w:t>+12.73</w:t>
+            </w:r>
+          </w:p>
         </w:tc>
       </w:tr>
       <w:tr>
@@ -7452,55 +9183,91 @@
           <w:tcPr>
             <w:tcW w:w="1283" w:type="dxa"/>
           </w:tcPr>
-          <w:p/>
+          <w:p>
+            <w:r>
+              <w:t>77.51</w:t>
+            </w:r>
+          </w:p>
         </w:tc>
         <w:tc>
           <w:tcPr>
             <w:tcW w:w="1183" w:type="dxa"/>
           </w:tcPr>
-          <w:p/>
+          <w:p>
+            <w:r>
+              <w:t>6.98</w:t>
+            </w:r>
+          </w:p>
         </w:tc>
         <w:tc>
           <w:tcPr>
             <w:tcW w:w="1207" w:type="dxa"/>
           </w:tcPr>
-          <w:p/>
+          <w:p>
+            <w:r>
+              <w:t>6.04</w:t>
+            </w:r>
+          </w:p>
         </w:tc>
         <w:tc>
           <w:tcPr>
             <w:tcW w:w="1240" w:type="dxa"/>
           </w:tcPr>
-          <w:p/>
-        </w:tc>
-        <w:tc>
-          <w:tcPr>
-            <w:tcW w:w="1390" w:type="dxa"/>
-          </w:tcPr>
-          <w:p/>
-        </w:tc>
-        <w:tc>
-          <w:tcPr>
-            <w:tcW w:w="1390" w:type="dxa"/>
-          </w:tcPr>
-          <w:p/>
+          <w:p>
+            <w:r>
+              <w:t>9.47</w:t>
+            </w:r>
+          </w:p>
+        </w:tc>
+        <w:tc>
+          <w:tcPr>
+            <w:tcW w:w="1390" w:type="dxa"/>
+          </w:tcPr>
+          <w:p>
+            <w:r>
+              <w:t>75,810</w:t>
+            </w:r>
+          </w:p>
+        </w:tc>
+        <w:tc>
+          <w:tcPr>
+            <w:tcW w:w="1390" w:type="dxa"/>
+          </w:tcPr>
+          <w:p>
+            <w:r>
+              <w:t>118,914</w:t>
+            </w:r>
+          </w:p>
         </w:tc>
         <w:tc>
           <w:tcPr>
             <w:tcW w:w="1154" w:type="dxa"/>
           </w:tcPr>
-          <w:p/>
+          <w:p>
+            <w:r>
+              <w:t>0.7302</w:t>
+            </w:r>
+          </w:p>
         </w:tc>
         <w:tc>
           <w:tcPr>
             <w:tcW w:w="1545" w:type="dxa"/>
           </w:tcPr>
-          <w:p/>
+          <w:p>
+            <w:r>
+              <w:t>+42.52</w:t>
+            </w:r>
+          </w:p>
         </w:tc>
         <w:tc>
           <w:tcPr>
             <w:tcW w:w="2060" w:type="dxa"/>
           </w:tcPr>
-          <w:p/>
+          <w:p>
+            <w:r>
+              <w:t>+13.89</w:t>
+            </w:r>
+          </w:p>
         </w:tc>
       </w:tr>
       <w:tr>
@@ -7518,55 +9285,91 @@
           <w:tcPr>
             <w:tcW w:w="1283" w:type="dxa"/>
           </w:tcPr>
-          <w:p/>
+          <w:p>
+            <w:r>
+              <w:t>75.92</w:t>
+            </w:r>
+          </w:p>
         </w:tc>
         <w:tc>
           <w:tcPr>
             <w:tcW w:w="1183" w:type="dxa"/>
           </w:tcPr>
-          <w:p/>
+          <w:p>
+            <w:r>
+              <w:t>7.58</w:t>
+            </w:r>
+          </w:p>
         </w:tc>
         <w:tc>
           <w:tcPr>
             <w:tcW w:w="1207" w:type="dxa"/>
           </w:tcPr>
-          <w:p/>
+          <w:p>
+            <w:r>
+              <w:t>6.84</w:t>
+            </w:r>
+          </w:p>
         </w:tc>
         <w:tc>
           <w:tcPr>
             <w:tcW w:w="1240" w:type="dxa"/>
           </w:tcPr>
-          <w:p/>
-        </w:tc>
-        <w:tc>
-          <w:tcPr>
-            <w:tcW w:w="1390" w:type="dxa"/>
-          </w:tcPr>
-          <w:p/>
-        </w:tc>
-        <w:tc>
-          <w:tcPr>
-            <w:tcW w:w="1390" w:type="dxa"/>
-          </w:tcPr>
-          <w:p/>
+          <w:p>
+            <w:r>
+              <w:t>9.66</w:t>
+            </w:r>
+          </w:p>
+        </w:tc>
+        <w:tc>
+          <w:tcPr>
+            <w:tcW w:w="1390" w:type="dxa"/>
+          </w:tcPr>
+          <w:p>
+            <w:r>
+              <w:t>85,851</w:t>
+            </w:r>
+          </w:p>
+        </w:tc>
+        <w:tc>
+          <w:tcPr>
+            <w:tcW w:w="1390" w:type="dxa"/>
+          </w:tcPr>
+          <w:p>
+            <w:r>
+              <w:t>121,229</w:t>
+            </w:r>
+          </w:p>
         </w:tc>
         <w:tc>
           <w:tcPr>
             <w:tcW w:w="1154" w:type="dxa"/>
           </w:tcPr>
-          <w:p/>
+          <w:p>
+            <w:r>
+              <w:t>0.7196</w:t>
+            </w:r>
+          </w:p>
         </w:tc>
         <w:tc>
           <w:tcPr>
             <w:tcW w:w="1545" w:type="dxa"/>
           </w:tcPr>
-          <w:p/>
+          <w:p>
+            <w:r>
+              <w:t>+40.94</w:t>
+            </w:r>
+          </w:p>
         </w:tc>
         <w:tc>
           <w:tcPr>
             <w:tcW w:w="2060" w:type="dxa"/>
           </w:tcPr>
-          <w:p/>
+          <w:p>
+            <w:r>
+              <w:t>+13.29</w:t>
+            </w:r>
+          </w:p>
         </w:tc>
       </w:tr>
       <w:tr>
@@ -7584,55 +9387,91 @@
           <w:tcPr>
             <w:tcW w:w="1283" w:type="dxa"/>
           </w:tcPr>
-          <w:p/>
+          <w:p>
+            <w:r>
+              <w:t>79.33</w:t>
+            </w:r>
+          </w:p>
         </w:tc>
         <w:tc>
           <w:tcPr>
             <w:tcW w:w="1183" w:type="dxa"/>
           </w:tcPr>
-          <w:p/>
+          <w:p>
+            <w:r>
+              <w:t>6.29</w:t>
+            </w:r>
+          </w:p>
         </w:tc>
         <w:tc>
           <w:tcPr>
             <w:tcW w:w="1207" w:type="dxa"/>
           </w:tcPr>
-          <w:p/>
+          <w:p>
+            <w:r>
+              <w:t>5.56</w:t>
+            </w:r>
+          </w:p>
         </w:tc>
         <w:tc>
           <w:tcPr>
             <w:tcW w:w="1240" w:type="dxa"/>
           </w:tcPr>
-          <w:p/>
-        </w:tc>
-        <w:tc>
-          <w:tcPr>
-            <w:tcW w:w="1390" w:type="dxa"/>
-          </w:tcPr>
-          <w:p/>
-        </w:tc>
-        <w:tc>
-          <w:tcPr>
-            <w:tcW w:w="1390" w:type="dxa"/>
-          </w:tcPr>
-          <w:p/>
+          <w:p>
+            <w:r>
+              <w:t>8.82</w:t>
+            </w:r>
+          </w:p>
+        </w:tc>
+        <w:tc>
+          <w:tcPr>
+            <w:tcW w:w="1390" w:type="dxa"/>
+          </w:tcPr>
+          <w:p>
+            <w:r>
+              <w:t>69,765</w:t>
+            </w:r>
+          </w:p>
+        </w:tc>
+        <w:tc>
+          <w:tcPr>
+            <w:tcW w:w="1390" w:type="dxa"/>
+          </w:tcPr>
+          <w:p>
+            <w:r>
+              <w:t>110,680</w:t>
+            </w:r>
+          </w:p>
         </w:tc>
         <w:tc>
           <w:tcPr>
             <w:tcW w:w="1154" w:type="dxa"/>
           </w:tcPr>
-          <w:p/>
+          <w:p>
+            <w:r>
+              <w:t>0.7663</w:t>
+            </w:r>
+          </w:p>
         </w:tc>
         <w:tc>
           <w:tcPr>
             <w:tcW w:w="1545" w:type="dxa"/>
           </w:tcPr>
-          <w:p/>
+          <w:p>
+            <w:r>
+              <w:t>+44.34</w:t>
+            </w:r>
+          </w:p>
         </w:tc>
         <w:tc>
           <w:tcPr>
             <w:tcW w:w="2060" w:type="dxa"/>
           </w:tcPr>
-          <w:p/>
+          <w:p>
+            <w:r>
+              <w:t>+14.57</w:t>
+            </w:r>
+          </w:p>
         </w:tc>
       </w:tr>
     </w:tbl>
